--- a/fra/docx/015.content.docx
+++ b/fra/docx/015.content.docx
@@ -19,7 +19,7 @@
         <w:rPr>
           <w:lang w:val="fr_FR" w:bidi="fr_FR"/>
         </w:rPr>
-        <w:t>Resource: Tyndale Open Study Notes</w:t>
+        <w:t>Resource: Aquifer Open Study Notes (Profiles)</w:t>
       </w:r>
       <w:r>
         <w:rPr>
@@ -112,7 +112,7 @@
         <w:rPr>
           <w:lang w:val="fr_FR" w:bidi="fr_FR"/>
         </w:rPr>
-        <w:t>Tyndale Open Study Notes</w:t>
+        <w:t>Aquifer Open Study Notes (Profiles)</w:t>
       </w:r>
     </w:p>
     <w:p>

--- a/fra/docx/015.content.docx
+++ b/fra/docx/015.content.docx
@@ -247,18 +247,12 @@
         </w:rPr>
         <w:t>Paul est né dans la ville de Tarse de parents juifs. Ses parents étaient citoyens romains, ce qui a permis à Paul de devenir également citoyen romain. Il a grandi dans un foyer juif traditionnel et il travaillait comme fabricant de tentes (ou maroquinier). Il a étudié à Jérusalem auprès d’un célèbre rabbin juif nommé Gamaliel et est devenu pharisien. (Les Pharisiens étaient un groupe religieux juif qui observait scrupuleusement les lois juives et les traditions orales). Dans sa jeunesse, Paul s’en est pris violemment aux chrétiens en les attaquant et en leur faisant du mal (</w:t>
       </w:r>
-      <w:hyperlink r:id="rId13">
-        <w:r>
-          <w:rPr>
-            <w:lang w:val="fr_FR" w:bidi="fr_FR"/>
-          </w:rPr>
-          <w:rPr>
-            <w:color w:val="0000EE"/>
-            <w:u w:val="single"/>
-          </w:rPr>
-          <w:t>Ac 22.3–5</w:t>
-        </w:r>
-      </w:hyperlink>
+      <w:r>
+        <w:rPr>
+          <w:lang w:val="fr_FR" w:bidi="fr_FR"/>
+        </w:rPr>
+        <w:t>Ac 22.3–5</w:t>
+      </w:r>
       <w:r>
         <w:rPr>
           <w:lang w:val="fr_FR" w:bidi="fr_FR"/>
@@ -279,54 +273,36 @@
         </w:rPr>
         <w:t>Mais ensuite, il s’est produit quelque chose qui a complètement changé sa vie. Le Jésus ressuscité est apparu à Paul (</w:t>
       </w:r>
-      <w:hyperlink r:id="rId14">
-        <w:r>
-          <w:rPr>
-            <w:lang w:val="fr_FR" w:bidi="fr_FR"/>
-          </w:rPr>
-          <w:rPr>
-            <w:color w:val="0000EE"/>
-            <w:u w:val="single"/>
-          </w:rPr>
-          <w:t>Ac 9.3–6</w:t>
-        </w:r>
-      </w:hyperlink>
+      <w:r>
+        <w:rPr>
+          <w:lang w:val="fr_FR" w:bidi="fr_FR"/>
+        </w:rPr>
+        <w:t>Ac 9.3–6</w:t>
+      </w:r>
       <w:r>
         <w:rPr>
           <w:lang w:val="fr_FR" w:bidi="fr_FR"/>
         </w:rPr>
         <w:t xml:space="preserve"> ; </w:t>
       </w:r>
-      <w:hyperlink r:id="rId15">
-        <w:r>
-          <w:rPr>
-            <w:lang w:val="fr_FR" w:bidi="fr_FR"/>
-          </w:rPr>
-          <w:rPr>
-            <w:color w:val="0000EE"/>
-            <w:u w:val="single"/>
-          </w:rPr>
-          <w:t>22.6–10</w:t>
-        </w:r>
-      </w:hyperlink>
+      <w:r>
+        <w:rPr>
+          <w:lang w:val="fr_FR" w:bidi="fr_FR"/>
+        </w:rPr>
+        <w:t>22.6–10</w:t>
+      </w:r>
       <w:r>
         <w:rPr>
           <w:lang w:val="fr_FR" w:bidi="fr_FR"/>
         </w:rPr>
         <w:t xml:space="preserve">). Après cette expérience, Paul est devenu un disciple de Jésus. Il a passé le reste de sa vie à voyager autour de la mer Méditerranée, en disant aux gens que Jésus est le Sauveur et le Seigneur (voir </w:t>
       </w:r>
-      <w:hyperlink r:id="rId16">
-        <w:r>
-          <w:rPr>
-            <w:lang w:val="fr_FR" w:bidi="fr_FR"/>
-          </w:rPr>
-          <w:rPr>
-            <w:color w:val="0000EE"/>
-            <w:u w:val="single"/>
-          </w:rPr>
-          <w:t>Ga 1.11–16</w:t>
-        </w:r>
-      </w:hyperlink>
+      <w:r>
+        <w:rPr>
+          <w:lang w:val="fr_FR" w:bidi="fr_FR"/>
+        </w:rPr>
+        <w:t>Ga 1.11–16</w:t>
+      </w:r>
       <w:r>
         <w:rPr>
           <w:lang w:val="fr_FR" w:bidi="fr_FR"/>
@@ -347,18 +323,12 @@
         </w:rPr>
         <w:t>Paul croyait que Jésus était le Messie juif (le chef particulier que Dieu avait promis d’envoyer pour sauver son peuple), ce qui le rendait différent des autres Juifs de son époque. Sa vision de Jésus l’a aidé à comprendre qu’à travers la mort et la résurrection de Jésus, les croyants peuvent se réconcilier avec Dieu et voir leur vie transformée. Auparavant, Paul pensait que les gens devaient scrupuleusement observer toutes les lois de Moïse pour plaire à Dieu. Mais il comprenait désormais que la réconciliation avec Dieu est un don qui vient de la confiance en Jésus, qui est mort pour libérer les gens du péché (</w:t>
       </w:r>
-      <w:hyperlink r:id="rId17">
-        <w:r>
-          <w:rPr>
-            <w:lang w:val="fr_FR" w:bidi="fr_FR"/>
-          </w:rPr>
-          <w:rPr>
-            <w:color w:val="0000EE"/>
-            <w:u w:val="single"/>
-          </w:rPr>
-          <w:t>Rm 4.1–8</w:t>
-        </w:r>
-      </w:hyperlink>
+      <w:r>
+        <w:rPr>
+          <w:lang w:val="fr_FR" w:bidi="fr_FR"/>
+        </w:rPr>
+        <w:t>Rm 4.1–8</w:t>
+      </w:r>
       <w:r>
         <w:rPr>
           <w:lang w:val="fr_FR" w:bidi="fr_FR"/>
@@ -443,18 +413,12 @@
         </w:rPr>
         <w:t>Les êtres humains ne peuvent être sauvés que par la foi en Jésus en tant que Sauveur (</w:t>
       </w:r>
-      <w:hyperlink r:id="rId18">
-        <w:r>
-          <w:rPr>
-            <w:lang w:val="fr_FR" w:bidi="fr_FR"/>
-          </w:rPr>
-          <w:rPr>
-            <w:color w:val="0000EE"/>
-            <w:u w:val="single"/>
-          </w:rPr>
-          <w:t>Ga 2.16</w:t>
-        </w:r>
-      </w:hyperlink>
+      <w:r>
+        <w:rPr>
+          <w:lang w:val="fr_FR" w:bidi="fr_FR"/>
+        </w:rPr>
+        <w:t>Ga 2.16</w:t>
+      </w:r>
       <w:r>
         <w:rPr>
           <w:lang w:val="fr_FR" w:bidi="fr_FR"/>
@@ -479,36 +443,24 @@
         </w:rPr>
         <w:t>Les croyants doivent consacrer chaque aspect de leur vie à servir Jésus en tant que Seigneur (</w:t>
       </w:r>
-      <w:hyperlink r:id="rId19">
-        <w:r>
-          <w:rPr>
-            <w:lang w:val="fr_FR" w:bidi="fr_FR"/>
-          </w:rPr>
-          <w:rPr>
-            <w:color w:val="0000EE"/>
-            <w:u w:val="single"/>
-          </w:rPr>
-          <w:t>Rm 14.7–9</w:t>
-        </w:r>
-      </w:hyperlink>
+      <w:r>
+        <w:rPr>
+          <w:lang w:val="fr_FR" w:bidi="fr_FR"/>
+        </w:rPr>
+        <w:t>Rm 14.7–9</w:t>
+      </w:r>
       <w:r>
         <w:rPr>
           <w:lang w:val="fr_FR" w:bidi="fr_FR"/>
         </w:rPr>
         <w:t xml:space="preserve"> ; </w:t>
       </w:r>
-      <w:hyperlink r:id="rId20">
-        <w:r>
-          <w:rPr>
-            <w:lang w:val="fr_FR" w:bidi="fr_FR"/>
-          </w:rPr>
-          <w:rPr>
-            <w:color w:val="0000EE"/>
-            <w:u w:val="single"/>
-          </w:rPr>
-          <w:t>2Co 5.15</w:t>
-        </w:r>
-      </w:hyperlink>
+      <w:r>
+        <w:rPr>
+          <w:lang w:val="fr_FR" w:bidi="fr_FR"/>
+        </w:rPr>
+        <w:t>2Co 5.15</w:t>
+      </w:r>
       <w:r>
         <w:rPr>
           <w:lang w:val="fr_FR" w:bidi="fr_FR"/>
@@ -529,162 +481,108 @@
         </w:rPr>
         <w:t>Parmi les auteurs du Nouveau Testament, c’est Paul qui explique le salut de la manière la plus claire (</w:t>
       </w:r>
-      <w:hyperlink r:id="rId21">
-        <w:r>
-          <w:rPr>
-            <w:lang w:val="fr_FR" w:bidi="fr_FR"/>
-          </w:rPr>
-          <w:rPr>
-            <w:color w:val="0000EE"/>
-            <w:u w:val="single"/>
-          </w:rPr>
-          <w:t>Rm 1–8</w:t>
-        </w:r>
-      </w:hyperlink>
+      <w:r>
+        <w:rPr>
+          <w:lang w:val="fr_FR" w:bidi="fr_FR"/>
+        </w:rPr>
+        <w:t>Rm 1–8</w:t>
+      </w:r>
       <w:r>
         <w:rPr>
           <w:lang w:val="fr_FR" w:bidi="fr_FR"/>
         </w:rPr>
         <w:t>). Il offre une vue détaillée de la vie chrétienne et de la communauté. Ses lettres soulignent également le pouvoir du Saint-Esprit dans la vie des croyants (</w:t>
       </w:r>
-      <w:hyperlink r:id="rId22">
-        <w:r>
-          <w:rPr>
-            <w:lang w:val="fr_FR" w:bidi="fr_FR"/>
-          </w:rPr>
-          <w:rPr>
-            <w:color w:val="0000EE"/>
-            <w:u w:val="single"/>
-          </w:rPr>
-          <w:t>Rm 8.9–13</w:t>
-        </w:r>
-      </w:hyperlink>
+      <w:r>
+        <w:rPr>
+          <w:lang w:val="fr_FR" w:bidi="fr_FR"/>
+        </w:rPr>
+        <w:t>Rm 8.9–13</w:t>
+      </w:r>
       <w:r>
         <w:rPr>
           <w:lang w:val="fr_FR" w:bidi="fr_FR"/>
         </w:rPr>
         <w:t xml:space="preserve"> ; </w:t>
       </w:r>
-      <w:hyperlink r:id="rId23">
-        <w:r>
-          <w:rPr>
-            <w:lang w:val="fr_FR" w:bidi="fr_FR"/>
-          </w:rPr>
-          <w:rPr>
-            <w:color w:val="0000EE"/>
-            <w:u w:val="single"/>
-          </w:rPr>
-          <w:t>Ga 5.16–25</w:t>
-        </w:r>
-      </w:hyperlink>
+      <w:r>
+        <w:rPr>
+          <w:lang w:val="fr_FR" w:bidi="fr_FR"/>
+        </w:rPr>
+        <w:t>Ga 5.16–25</w:t>
+      </w:r>
       <w:r>
         <w:rPr>
           <w:lang w:val="fr_FR" w:bidi="fr_FR"/>
         </w:rPr>
         <w:t xml:space="preserve"> ; à comparer avec </w:t>
       </w:r>
-      <w:hyperlink r:id="rId24">
-        <w:r>
-          <w:rPr>
-            <w:lang w:val="fr_FR" w:bidi="fr_FR"/>
-          </w:rPr>
-          <w:rPr>
-            <w:color w:val="0000EE"/>
-            <w:u w:val="single"/>
-          </w:rPr>
-          <w:t>Ga 2.20</w:t>
-        </w:r>
-      </w:hyperlink>
+      <w:r>
+        <w:rPr>
+          <w:lang w:val="fr_FR" w:bidi="fr_FR"/>
+        </w:rPr>
+        <w:t>Ga 2.20</w:t>
+      </w:r>
       <w:r>
         <w:rPr>
           <w:lang w:val="fr_FR" w:bidi="fr_FR"/>
         </w:rPr>
         <w:t xml:space="preserve"> ; </w:t>
       </w:r>
-      <w:hyperlink r:id="rId25">
-        <w:r>
-          <w:rPr>
-            <w:lang w:val="fr_FR" w:bidi="fr_FR"/>
-          </w:rPr>
-          <w:rPr>
-            <w:color w:val="0000EE"/>
-            <w:u w:val="single"/>
-          </w:rPr>
-          <w:t>Co 1.27</w:t>
-        </w:r>
-      </w:hyperlink>
+      <w:r>
+        <w:rPr>
+          <w:lang w:val="fr_FR" w:bidi="fr_FR"/>
+        </w:rPr>
+        <w:t>Co 1.27</w:t>
+      </w:r>
       <w:r>
         <w:rPr>
           <w:lang w:val="fr_FR" w:bidi="fr_FR"/>
         </w:rPr>
         <w:t>). Il encourage les croyants à continuer de croître pour davantage ressembler à Jésus (</w:t>
       </w:r>
-      <w:hyperlink r:id="rId26">
-        <w:r>
-          <w:rPr>
-            <w:lang w:val="fr_FR" w:bidi="fr_FR"/>
-          </w:rPr>
-          <w:rPr>
-            <w:color w:val="0000EE"/>
-            <w:u w:val="single"/>
-          </w:rPr>
-          <w:t>Rm 8.30</w:t>
-        </w:r>
-      </w:hyperlink>
+      <w:r>
+        <w:rPr>
+          <w:lang w:val="fr_FR" w:bidi="fr_FR"/>
+        </w:rPr>
+        <w:t>Rm 8.30</w:t>
+      </w:r>
       <w:r>
         <w:rPr>
           <w:lang w:val="fr_FR" w:bidi="fr_FR"/>
         </w:rPr>
         <w:t xml:space="preserve"> ; </w:t>
       </w:r>
-      <w:hyperlink r:id="rId27">
-        <w:r>
-          <w:rPr>
-            <w:lang w:val="fr_FR" w:bidi="fr_FR"/>
-          </w:rPr>
-          <w:rPr>
-            <w:color w:val="0000EE"/>
-            <w:u w:val="single"/>
-          </w:rPr>
-          <w:t>Ep 4.13</w:t>
-        </w:r>
-      </w:hyperlink>
+      <w:r>
+        <w:rPr>
+          <w:lang w:val="fr_FR" w:bidi="fr_FR"/>
+        </w:rPr>
+        <w:t>Ep 4.13</w:t>
+      </w:r>
       <w:r>
         <w:rPr>
           <w:lang w:val="fr_FR" w:bidi="fr_FR"/>
         </w:rPr>
         <w:t xml:space="preserve">, </w:t>
       </w:r>
-      <w:hyperlink r:id="rId28">
-        <w:r>
-          <w:rPr>
-            <w:lang w:val="fr_FR" w:bidi="fr_FR"/>
-          </w:rPr>
-          <w:rPr>
-            <w:color w:val="0000EE"/>
-            <w:u w:val="single"/>
-          </w:rPr>
-          <w:t>15</w:t>
-        </w:r>
-      </w:hyperlink>
+      <w:r>
+        <w:rPr>
+          <w:lang w:val="fr_FR" w:bidi="fr_FR"/>
+        </w:rPr>
+        <w:t>15</w:t>
+      </w:r>
       <w:r>
         <w:rPr>
           <w:lang w:val="fr_FR" w:bidi="fr_FR"/>
         </w:rPr>
         <w:t xml:space="preserve"> ; </w:t>
       </w:r>
-      <w:hyperlink r:id="rId29">
-        <w:r>
-          <w:rPr>
-            <w:lang w:val="fr_FR" w:bidi="fr_FR"/>
-          </w:rPr>
-          <w:rPr>
-            <w:color w:val="0000EE"/>
-            <w:u w:val="single"/>
-          </w:rPr>
-          <w:t>5.1–2</w:t>
-        </w:r>
-      </w:hyperlink>
+      <w:r>
+        <w:rPr>
+          <w:lang w:val="fr_FR" w:bidi="fr_FR"/>
+        </w:rPr>
+        <w:t>5.1–2</w:t>
+      </w:r>
       <w:r>
         <w:rPr>
           <w:lang w:val="fr_FR" w:bidi="fr_FR"/>
@@ -705,90 +603,60 @@
         </w:rPr>
         <w:t>Les croyants doivent vivre une vie d’amour (</w:t>
       </w:r>
-      <w:hyperlink r:id="rId30">
-        <w:r>
-          <w:rPr>
-            <w:lang w:val="fr_FR" w:bidi="fr_FR"/>
-          </w:rPr>
-          <w:rPr>
-            <w:color w:val="0000EE"/>
-            <w:u w:val="single"/>
-          </w:rPr>
-          <w:t>1Co 13.1–13</w:t>
-        </w:r>
-      </w:hyperlink>
+      <w:r>
+        <w:rPr>
+          <w:lang w:val="fr_FR" w:bidi="fr_FR"/>
+        </w:rPr>
+        <w:t>1Co 13.1–13</w:t>
+      </w:r>
       <w:r>
         <w:rPr>
           <w:lang w:val="fr_FR" w:bidi="fr_FR"/>
         </w:rPr>
         <w:t xml:space="preserve"> ; </w:t>
       </w:r>
-      <w:hyperlink r:id="rId31">
-        <w:r>
-          <w:rPr>
-            <w:lang w:val="fr_FR" w:bidi="fr_FR"/>
-          </w:rPr>
-          <w:rPr>
-            <w:color w:val="0000EE"/>
-            <w:u w:val="single"/>
-          </w:rPr>
-          <w:t>Ep 5.2</w:t>
-        </w:r>
-      </w:hyperlink>
+      <w:r>
+        <w:rPr>
+          <w:lang w:val="fr_FR" w:bidi="fr_FR"/>
+        </w:rPr>
+        <w:t>Ep 5.2</w:t>
+      </w:r>
       <w:r>
         <w:rPr>
           <w:lang w:val="fr_FR" w:bidi="fr_FR"/>
         </w:rPr>
         <w:t>) et se soumettre entièrement à Jésus. Plus que tout autre auteur du Nouveau Testament, Paul nous montre comment et pourquoi les chrétiens doivent fonder leur vie sur le don de grâce de Jésus (</w:t>
       </w:r>
-      <w:hyperlink r:id="rId32">
-        <w:r>
-          <w:rPr>
-            <w:lang w:val="fr_FR" w:bidi="fr_FR"/>
-          </w:rPr>
-          <w:rPr>
-            <w:color w:val="0000EE"/>
-            <w:u w:val="single"/>
-          </w:rPr>
-          <w:t>Rm 12.1–2</w:t>
-        </w:r>
-      </w:hyperlink>
+      <w:r>
+        <w:rPr>
+          <w:lang w:val="fr_FR" w:bidi="fr_FR"/>
+        </w:rPr>
+        <w:t>Rm 12.1–2</w:t>
+      </w:r>
       <w:r>
         <w:rPr>
           <w:lang w:val="fr_FR" w:bidi="fr_FR"/>
         </w:rPr>
         <w:t>). Pour Paul, toute la vie d’un croyant (et l’univers entier) se concentre uniquement sur Jésus. Chaque chose ne trouve son véritable sens que dans sa relation avec Jésus (</w:t>
       </w:r>
-      <w:hyperlink r:id="rId33">
-        <w:r>
-          <w:rPr>
-            <w:lang w:val="fr_FR" w:bidi="fr_FR"/>
-          </w:rPr>
-          <w:rPr>
-            <w:color w:val="0000EE"/>
-            <w:u w:val="single"/>
-          </w:rPr>
-          <w:t>Co 1.15–20</w:t>
-        </w:r>
-      </w:hyperlink>
+      <w:r>
+        <w:rPr>
+          <w:lang w:val="fr_FR" w:bidi="fr_FR"/>
+        </w:rPr>
+        <w:t>Co 1.15–20</w:t>
+      </w:r>
       <w:r>
         <w:rPr>
           <w:lang w:val="fr_FR" w:bidi="fr_FR"/>
         </w:rPr>
         <w:t xml:space="preserve"> ; </w:t>
       </w:r>
-      <w:hyperlink r:id="rId34">
-        <w:r>
-          <w:rPr>
-            <w:lang w:val="fr_FR" w:bidi="fr_FR"/>
-          </w:rPr>
-          <w:rPr>
-            <w:color w:val="0000EE"/>
-            <w:u w:val="single"/>
-          </w:rPr>
-          <w:t>2.6–3.4</w:t>
-        </w:r>
-      </w:hyperlink>
+      <w:r>
+        <w:rPr>
+          <w:lang w:val="fr_FR" w:bidi="fr_FR"/>
+        </w:rPr>
+        <w:t>2.6–3.4</w:t>
+      </w:r>
       <w:r>
         <w:rPr>
           <w:lang w:val="fr_FR" w:bidi="fr_FR"/>
@@ -823,18 +691,12 @@
         </w:rPr>
         <w:t>Paul souhaitait être comme Jésus à tout égard, même dans la souffrance et la mort. Paul est mort en sachant que tout comme Jésus est ressuscité d’entre les morts, lui aussi serait un jour ressuscité à une nouvelle vie (</w:t>
       </w:r>
-      <w:hyperlink r:id="rId35">
-        <w:r>
-          <w:rPr>
-            <w:lang w:val="fr_FR" w:bidi="fr_FR"/>
-          </w:rPr>
-          <w:rPr>
-            <w:color w:val="0000EE"/>
-            <w:u w:val="single"/>
-          </w:rPr>
-          <w:t>Ph 3.10–11</w:t>
-        </w:r>
-      </w:hyperlink>
+      <w:r>
+        <w:rPr>
+          <w:lang w:val="fr_FR" w:bidi="fr_FR"/>
+        </w:rPr>
+        <w:t>Ph 3.10–11</w:t>
+      </w:r>
       <w:r>
         <w:rPr>
           <w:lang w:val="fr_FR" w:bidi="fr_FR"/>
@@ -864,324 +726,216 @@
           <w:lang w:val="fr_FR" w:bidi="fr_FR"/>
         </w:rPr>
       </w:r>
-      <w:hyperlink r:id="rId36">
-        <w:r>
-          <w:rPr>
-            <w:lang w:val="fr_FR" w:bidi="fr_FR"/>
-          </w:rPr>
-          <w:rPr>
-            <w:color w:val="0000EE"/>
-            <w:u w:val="single"/>
-          </w:rPr>
-          <w:t>Ac 7.58–8.3</w:t>
-        </w:r>
-      </w:hyperlink>
+      <w:r>
+        <w:rPr>
+          <w:lang w:val="fr_FR" w:bidi="fr_FR"/>
+        </w:rPr>
+        <w:t>Ac 7.58–8.3</w:t>
+      </w:r>
       <w:r>
         <w:rPr>
           <w:lang w:val="fr_FR" w:bidi="fr_FR"/>
         </w:rPr>
         <w:t xml:space="preserve"> ; </w:t>
       </w:r>
-      <w:hyperlink r:id="rId37">
-        <w:r>
-          <w:rPr>
-            <w:lang w:val="fr_FR" w:bidi="fr_FR"/>
-          </w:rPr>
-          <w:rPr>
-            <w:color w:val="0000EE"/>
-            <w:u w:val="single"/>
-          </w:rPr>
-          <w:t>9.1–31</w:t>
-        </w:r>
-      </w:hyperlink>
+      <w:r>
+        <w:rPr>
+          <w:lang w:val="fr_FR" w:bidi="fr_FR"/>
+        </w:rPr>
+        <w:t>9.1–31</w:t>
+      </w:r>
       <w:r>
         <w:rPr>
           <w:lang w:val="fr_FR" w:bidi="fr_FR"/>
         </w:rPr>
         <w:t xml:space="preserve"> ; </w:t>
       </w:r>
-      <w:hyperlink r:id="rId38">
-        <w:r>
-          <w:rPr>
-            <w:lang w:val="fr_FR" w:bidi="fr_FR"/>
-          </w:rPr>
-          <w:rPr>
-            <w:color w:val="0000EE"/>
-            <w:u w:val="single"/>
-          </w:rPr>
-          <w:t>11.25–30</w:t>
-        </w:r>
-      </w:hyperlink>
+      <w:r>
+        <w:rPr>
+          <w:lang w:val="fr_FR" w:bidi="fr_FR"/>
+        </w:rPr>
+        <w:t>11.25–30</w:t>
+      </w:r>
       <w:r>
         <w:rPr>
           <w:lang w:val="fr_FR" w:bidi="fr_FR"/>
         </w:rPr>
         <w:t xml:space="preserve"> ; </w:t>
       </w:r>
-      <w:hyperlink r:id="rId39">
-        <w:r>
-          <w:rPr>
-            <w:lang w:val="fr_FR" w:bidi="fr_FR"/>
-          </w:rPr>
-          <w:rPr>
-            <w:color w:val="0000EE"/>
-            <w:u w:val="single"/>
-          </w:rPr>
-          <w:t>12.25–28.31</w:t>
-        </w:r>
-      </w:hyperlink>
+      <w:r>
+        <w:rPr>
+          <w:lang w:val="fr_FR" w:bidi="fr_FR"/>
+        </w:rPr>
+        <w:t>12.25–28.31</w:t>
+      </w:r>
       <w:r>
         <w:rPr>
           <w:lang w:val="fr_FR" w:bidi="fr_FR"/>
         </w:rPr>
         <w:t xml:space="preserve"> ; </w:t>
       </w:r>
-      <w:hyperlink r:id="rId40">
-        <w:r>
-          <w:rPr>
-            <w:lang w:val="fr_FR" w:bidi="fr_FR"/>
-          </w:rPr>
-          <w:rPr>
-            <w:color w:val="0000EE"/>
-            <w:u w:val="single"/>
-          </w:rPr>
-          <w:t>Rm 1.1–16.27</w:t>
-        </w:r>
-      </w:hyperlink>
+      <w:r>
+        <w:rPr>
+          <w:lang w:val="fr_FR" w:bidi="fr_FR"/>
+        </w:rPr>
+        <w:t>Rm 1.1–16.27</w:t>
+      </w:r>
       <w:r>
         <w:rPr>
           <w:lang w:val="fr_FR" w:bidi="fr_FR"/>
         </w:rPr>
         <w:t xml:space="preserve"> ; </w:t>
       </w:r>
-      <w:hyperlink r:id="rId41">
-        <w:r>
-          <w:rPr>
-            <w:lang w:val="fr_FR" w:bidi="fr_FR"/>
-          </w:rPr>
-          <w:rPr>
-            <w:color w:val="0000EE"/>
-            <w:u w:val="single"/>
-          </w:rPr>
-          <w:t>1Co 1.1–16.24</w:t>
-        </w:r>
-      </w:hyperlink>
+      <w:r>
+        <w:rPr>
+          <w:lang w:val="fr_FR" w:bidi="fr_FR"/>
+        </w:rPr>
+        <w:t>1Co 1.1–16.24</w:t>
+      </w:r>
       <w:r>
         <w:rPr>
           <w:lang w:val="fr_FR" w:bidi="fr_FR"/>
         </w:rPr>
         <w:t xml:space="preserve"> ; </w:t>
       </w:r>
-      <w:hyperlink r:id="rId42">
-        <w:r>
-          <w:rPr>
-            <w:lang w:val="fr_FR" w:bidi="fr_FR"/>
-          </w:rPr>
-          <w:rPr>
-            <w:color w:val="0000EE"/>
-            <w:u w:val="single"/>
-          </w:rPr>
-          <w:t>2Co 1.1–13.14</w:t>
-        </w:r>
-      </w:hyperlink>
+      <w:r>
+        <w:rPr>
+          <w:lang w:val="fr_FR" w:bidi="fr_FR"/>
+        </w:rPr>
+        <w:t>2Co 1.1–13.14</w:t>
+      </w:r>
       <w:r>
         <w:rPr>
           <w:lang w:val="fr_FR" w:bidi="fr_FR"/>
         </w:rPr>
         <w:t xml:space="preserve"> ; </w:t>
       </w:r>
-      <w:hyperlink r:id="rId43">
-        <w:r>
-          <w:rPr>
-            <w:lang w:val="fr_FR" w:bidi="fr_FR"/>
-          </w:rPr>
-          <w:rPr>
-            <w:color w:val="0000EE"/>
-            <w:u w:val="single"/>
-          </w:rPr>
-          <w:t>Ga 1.1–6.18</w:t>
-        </w:r>
-      </w:hyperlink>
+      <w:r>
+        <w:rPr>
+          <w:lang w:val="fr_FR" w:bidi="fr_FR"/>
+        </w:rPr>
+        <w:t>Ga 1.1–6.18</w:t>
+      </w:r>
       <w:r>
         <w:rPr>
           <w:lang w:val="fr_FR" w:bidi="fr_FR"/>
         </w:rPr>
         <w:t xml:space="preserve"> ; </w:t>
       </w:r>
-      <w:hyperlink r:id="rId44">
-        <w:r>
-          <w:rPr>
-            <w:lang w:val="fr_FR" w:bidi="fr_FR"/>
-          </w:rPr>
-          <w:rPr>
-            <w:color w:val="0000EE"/>
-            <w:u w:val="single"/>
-          </w:rPr>
-          <w:t>Ep 1.1–6.24</w:t>
-        </w:r>
-      </w:hyperlink>
+      <w:r>
+        <w:rPr>
+          <w:lang w:val="fr_FR" w:bidi="fr_FR"/>
+        </w:rPr>
+        <w:t>Ep 1.1–6.24</w:t>
+      </w:r>
       <w:r>
         <w:rPr>
           <w:lang w:val="fr_FR" w:bidi="fr_FR"/>
         </w:rPr>
         <w:t xml:space="preserve"> ; </w:t>
       </w:r>
-      <w:hyperlink r:id="rId45">
-        <w:r>
-          <w:rPr>
-            <w:lang w:val="fr_FR" w:bidi="fr_FR"/>
-          </w:rPr>
-          <w:rPr>
-            <w:color w:val="0000EE"/>
-            <w:u w:val="single"/>
-          </w:rPr>
-          <w:t>Ph 1.1–4.23</w:t>
-        </w:r>
-      </w:hyperlink>
+      <w:r>
+        <w:rPr>
+          <w:lang w:val="fr_FR" w:bidi="fr_FR"/>
+        </w:rPr>
+        <w:t>Ph 1.1–4.23</w:t>
+      </w:r>
       <w:r>
         <w:rPr>
           <w:lang w:val="fr_FR" w:bidi="fr_FR"/>
         </w:rPr>
         <w:t xml:space="preserve"> ; </w:t>
       </w:r>
-      <w:hyperlink r:id="rId46">
-        <w:r>
-          <w:rPr>
-            <w:lang w:val="fr_FR" w:bidi="fr_FR"/>
-          </w:rPr>
-          <w:rPr>
-            <w:color w:val="0000EE"/>
-            <w:u w:val="single"/>
-          </w:rPr>
-          <w:t>Col 1.1–4.18</w:t>
-        </w:r>
-      </w:hyperlink>
+      <w:r>
+        <w:rPr>
+          <w:lang w:val="fr_FR" w:bidi="fr_FR"/>
+        </w:rPr>
+        <w:t>Col 1.1–4.18</w:t>
+      </w:r>
       <w:r>
         <w:rPr>
           <w:lang w:val="fr_FR" w:bidi="fr_FR"/>
         </w:rPr>
         <w:t xml:space="preserve"> ; </w:t>
       </w:r>
-      <w:hyperlink r:id="rId47">
-        <w:r>
-          <w:rPr>
-            <w:lang w:val="fr_FR" w:bidi="fr_FR"/>
-          </w:rPr>
-          <w:rPr>
-            <w:color w:val="0000EE"/>
-            <w:u w:val="single"/>
-          </w:rPr>
-          <w:t>1Th 1.1–5.28</w:t>
-        </w:r>
-      </w:hyperlink>
+      <w:r>
+        <w:rPr>
+          <w:lang w:val="fr_FR" w:bidi="fr_FR"/>
+        </w:rPr>
+        <w:t>1Th 1.1–5.28</w:t>
+      </w:r>
       <w:r>
         <w:rPr>
           <w:lang w:val="fr_FR" w:bidi="fr_FR"/>
         </w:rPr>
         <w:t xml:space="preserve"> ; </w:t>
       </w:r>
-      <w:hyperlink r:id="rId48">
-        <w:r>
-          <w:rPr>
-            <w:lang w:val="fr_FR" w:bidi="fr_FR"/>
-          </w:rPr>
-          <w:rPr>
-            <w:color w:val="0000EE"/>
-            <w:u w:val="single"/>
-          </w:rPr>
-          <w:t>2Th 1.1–3.18</w:t>
-        </w:r>
-      </w:hyperlink>
+      <w:r>
+        <w:rPr>
+          <w:lang w:val="fr_FR" w:bidi="fr_FR"/>
+        </w:rPr>
+        <w:t>2Th 1.1–3.18</w:t>
+      </w:r>
       <w:r>
         <w:rPr>
           <w:lang w:val="fr_FR" w:bidi="fr_FR"/>
         </w:rPr>
         <w:t xml:space="preserve"> ; </w:t>
       </w:r>
-      <w:hyperlink r:id="rId49">
-        <w:r>
-          <w:rPr>
-            <w:lang w:val="fr_FR" w:bidi="fr_FR"/>
-          </w:rPr>
-          <w:rPr>
-            <w:color w:val="0000EE"/>
-            <w:u w:val="single"/>
-          </w:rPr>
-          <w:t>1 Tm 1.1–6.21</w:t>
-        </w:r>
-      </w:hyperlink>
+      <w:r>
+        <w:rPr>
+          <w:lang w:val="fr_FR" w:bidi="fr_FR"/>
+        </w:rPr>
+        <w:t>1 Tm 1.1–6.21</w:t>
+      </w:r>
       <w:r>
         <w:rPr>
           <w:lang w:val="fr_FR" w:bidi="fr_FR"/>
         </w:rPr>
         <w:t xml:space="preserve"> ; </w:t>
       </w:r>
-      <w:hyperlink r:id="rId50">
-        <w:r>
-          <w:rPr>
-            <w:lang w:val="fr_FR" w:bidi="fr_FR"/>
-          </w:rPr>
-          <w:rPr>
-            <w:color w:val="0000EE"/>
-            <w:u w:val="single"/>
-          </w:rPr>
-          <w:t>2 Tm 1.1–4.22</w:t>
-        </w:r>
-      </w:hyperlink>
+      <w:r>
+        <w:rPr>
+          <w:lang w:val="fr_FR" w:bidi="fr_FR"/>
+        </w:rPr>
+        <w:t>2 Tm 1.1–4.22</w:t>
+      </w:r>
       <w:r>
         <w:rPr>
           <w:lang w:val="fr_FR" w:bidi="fr_FR"/>
         </w:rPr>
         <w:t xml:space="preserve"> ; </w:t>
       </w:r>
-      <w:hyperlink r:id="rId51">
-        <w:r>
-          <w:rPr>
-            <w:lang w:val="fr_FR" w:bidi="fr_FR"/>
-          </w:rPr>
-          <w:rPr>
-            <w:color w:val="0000EE"/>
-            <w:u w:val="single"/>
-          </w:rPr>
-          <w:t>Ti 1.1–3.15</w:t>
-        </w:r>
-      </w:hyperlink>
+      <w:r>
+        <w:rPr>
+          <w:lang w:val="fr_FR" w:bidi="fr_FR"/>
+        </w:rPr>
+        <w:t>Ti 1.1–3.15</w:t>
+      </w:r>
       <w:r>
         <w:rPr>
           <w:lang w:val="fr_FR" w:bidi="fr_FR"/>
         </w:rPr>
         <w:t xml:space="preserve"> ; </w:t>
       </w:r>
-      <w:hyperlink r:id="rId52">
-        <w:r>
-          <w:rPr>
-            <w:lang w:val="fr_FR" w:bidi="fr_FR"/>
-          </w:rPr>
-          <w:rPr>
-            <w:color w:val="0000EE"/>
-            <w:u w:val="single"/>
-          </w:rPr>
-          <w:t>Phm 1.1–25</w:t>
-        </w:r>
-      </w:hyperlink>
+      <w:r>
+        <w:rPr>
+          <w:lang w:val="fr_FR" w:bidi="fr_FR"/>
+        </w:rPr>
+        <w:t>Phm 1.1–25</w:t>
+      </w:r>
       <w:r>
         <w:rPr>
           <w:lang w:val="fr_FR" w:bidi="fr_FR"/>
         </w:rPr>
         <w:t xml:space="preserve"> ; </w:t>
       </w:r>
-      <w:hyperlink r:id="rId53">
-        <w:r>
-          <w:rPr>
-            <w:lang w:val="fr_FR" w:bidi="fr_FR"/>
-          </w:rPr>
-          <w:rPr>
-            <w:color w:val="0000EE"/>
-            <w:u w:val="single"/>
-          </w:rPr>
-          <w:t>2P 3.15–16</w:t>
-        </w:r>
-      </w:hyperlink>
+      <w:r>
+        <w:rPr>
+          <w:lang w:val="fr_FR" w:bidi="fr_FR"/>
+        </w:rPr>
+        <w:t>2P 3.15–16</w:t>
+      </w:r>
       <w:r>
         <w:rPr>
           <w:lang w:val="fr_FR" w:bidi="fr_FR"/>
@@ -1243,36 +997,24 @@
         </w:rPr>
         <w:t>Pharaon » vient de l'égyptien et signifie « grande maison ». Il désignait à la fois le palais royal et servait de titre au roi d'Égypte. À l’époque de Joseph, le Pharaon portait un regard favorable sur les Israélites. Après que Joseph a interprété ses rêves, il a été élevé au rang de second en Égypte (</w:t>
       </w:r>
-      <w:hyperlink r:id="rId54">
-        <w:r>
-          <w:rPr>
-            <w:lang w:val="fr_FR" w:bidi="fr_FR"/>
-          </w:rPr>
-          <w:rPr>
-            <w:color w:val="0000EE"/>
-            <w:u w:val="single"/>
-          </w:rPr>
-          <w:t>Gn 41.1–44</w:t>
-        </w:r>
-      </w:hyperlink>
+      <w:r>
+        <w:rPr>
+          <w:lang w:val="fr_FR" w:bidi="fr_FR"/>
+        </w:rPr>
+        <w:t>Gn 41.1–44</w:t>
+      </w:r>
       <w:r>
         <w:rPr>
           <w:lang w:val="fr_FR" w:bidi="fr_FR"/>
         </w:rPr>
         <w:t>). Le Pharaon a donné à la famille de Joseph les meilleures terres d'Égypte (</w:t>
       </w:r>
-      <w:hyperlink r:id="rId55">
-        <w:r>
-          <w:rPr>
-            <w:lang w:val="fr_FR" w:bidi="fr_FR"/>
-          </w:rPr>
-          <w:rPr>
-            <w:color w:val="0000EE"/>
-            <w:u w:val="single"/>
-          </w:rPr>
-          <w:t>Gn 45.16–20</w:t>
-        </w:r>
-      </w:hyperlink>
+      <w:r>
+        <w:rPr>
+          <w:lang w:val="fr_FR" w:bidi="fr_FR"/>
+        </w:rPr>
+        <w:t>Gn 45.16–20</w:t>
+      </w:r>
       <w:r>
         <w:rPr>
           <w:lang w:val="fr_FR" w:bidi="fr_FR"/>
@@ -1293,36 +1035,24 @@
         </w:rPr>
         <w:t xml:space="preserve">Deux pharaons sont mentionnés dans le livre de l'Exode, et aucun d'eux ne portait un regard favorable sur le peuple hébreu (voir </w:t>
       </w:r>
-      <w:hyperlink r:id="rId56">
-        <w:r>
-          <w:rPr>
-            <w:lang w:val="fr_FR" w:bidi="fr_FR"/>
-          </w:rPr>
-          <w:rPr>
-            <w:color w:val="0000EE"/>
-            <w:u w:val="single"/>
-          </w:rPr>
-          <w:t>Ex 1.8–10</w:t>
-        </w:r>
-      </w:hyperlink>
+      <w:r>
+        <w:rPr>
+          <w:lang w:val="fr_FR" w:bidi="fr_FR"/>
+        </w:rPr>
+        <w:t>Ex 1.8–10</w:t>
+      </w:r>
       <w:r>
         <w:rPr>
           <w:lang w:val="fr_FR" w:bidi="fr_FR"/>
         </w:rPr>
         <w:t>). Craignant la montée en puissance des Hébreux, il a ordonné l’exécution de tous les nouveau-nés de sexe masculin. Moïse a échappé à ce sort et a été élevé au palais par la fille du pharaon. Ce pharaon est mort après la fuite de Moïse hors d'Égypte (</w:t>
       </w:r>
-      <w:hyperlink r:id="rId57">
-        <w:r>
-          <w:rPr>
-            <w:lang w:val="fr_FR" w:bidi="fr_FR"/>
-          </w:rPr>
-          <w:rPr>
-            <w:color w:val="0000EE"/>
-            <w:u w:val="single"/>
-          </w:rPr>
-          <w:t>Ex 2.23</w:t>
-        </w:r>
-      </w:hyperlink>
+      <w:r>
+        <w:rPr>
+          <w:lang w:val="fr_FR" w:bidi="fr_FR"/>
+        </w:rPr>
+        <w:t>Ex 2.23</w:t>
+      </w:r>
       <w:r>
         <w:rPr>
           <w:lang w:val="fr_FR" w:bidi="fr_FR"/>
@@ -1343,72 +1073,48 @@
         </w:rPr>
         <w:t xml:space="preserve">Un nouveau Pharaon a accédé au pouvoir, et Moïse et Aaron l'ont ensuite confronté. Résolu à retenir les Israélites en Égypte, il est demeuré inflexible malgré les manifestations de la puissance de Dieu. La Bible souligne son entêtement (voir </w:t>
       </w:r>
-      <w:hyperlink r:id="rId58">
-        <w:r>
-          <w:rPr>
-            <w:lang w:val="fr_FR" w:bidi="fr_FR"/>
-          </w:rPr>
-          <w:rPr>
-            <w:color w:val="0000EE"/>
-            <w:u w:val="single"/>
-          </w:rPr>
-          <w:t>Ex 8.32</w:t>
-        </w:r>
-      </w:hyperlink>
+      <w:r>
+        <w:rPr>
+          <w:lang w:val="fr_FR" w:bidi="fr_FR"/>
+        </w:rPr>
+        <w:t>Ex 8.32</w:t>
+      </w:r>
       <w:r>
         <w:rPr>
           <w:lang w:val="fr_FR" w:bidi="fr_FR"/>
         </w:rPr>
         <w:t xml:space="preserve"> ; </w:t>
       </w:r>
-      <w:hyperlink r:id="rId59">
-        <w:r>
-          <w:rPr>
-            <w:lang w:val="fr_FR" w:bidi="fr_FR"/>
-          </w:rPr>
-          <w:rPr>
-            <w:color w:val="0000EE"/>
-            <w:u w:val="single"/>
-          </w:rPr>
-          <w:t>9.12</w:t>
-        </w:r>
-      </w:hyperlink>
+      <w:r>
+        <w:rPr>
+          <w:lang w:val="fr_FR" w:bidi="fr_FR"/>
+        </w:rPr>
+        <w:t>9.12</w:t>
+      </w:r>
       <w:r>
         <w:rPr>
           <w:lang w:val="fr_FR" w:bidi="fr_FR"/>
         </w:rPr>
         <w:t xml:space="preserve">, </w:t>
       </w:r>
-      <w:hyperlink r:id="rId60">
-        <w:r>
-          <w:rPr>
-            <w:lang w:val="fr_FR" w:bidi="fr_FR"/>
-          </w:rPr>
-          <w:rPr>
-            <w:color w:val="0000EE"/>
-            <w:u w:val="single"/>
-          </w:rPr>
-          <w:t>34–35</w:t>
-        </w:r>
-      </w:hyperlink>
+      <w:r>
+        <w:rPr>
+          <w:lang w:val="fr_FR" w:bidi="fr_FR"/>
+        </w:rPr>
+        <w:t>34–35</w:t>
+      </w:r>
       <w:r>
         <w:rPr>
           <w:lang w:val="fr_FR" w:bidi="fr_FR"/>
         </w:rPr>
         <w:t xml:space="preserve"> ; comparer </w:t>
       </w:r>
-      <w:hyperlink r:id="rId61">
-        <w:r>
-          <w:rPr>
-            <w:lang w:val="fr_FR" w:bidi="fr_FR"/>
-          </w:rPr>
-          <w:rPr>
-            <w:color w:val="0000EE"/>
-            <w:u w:val="single"/>
-          </w:rPr>
-          <w:t>Rm 1.18–32</w:t>
-        </w:r>
-      </w:hyperlink>
+      <w:r>
+        <w:rPr>
+          <w:lang w:val="fr_FR" w:bidi="fr_FR"/>
+        </w:rPr>
+        <w:t>Rm 1.18–32</w:t>
+      </w:r>
       <w:r>
         <w:rPr>
           <w:lang w:val="fr_FR" w:bidi="fr_FR"/>
@@ -1429,36 +1135,24 @@
         </w:rPr>
         <w:t xml:space="preserve">En tant que roi, le Pharaon incarnait l'autorité des dieux sur l'Égypte, ce qui lui conférait un pouvoir absolu. Les plaies envoyées par Dieu représentaient une attaque directe contre les faux-dieux égyptiens (voir </w:t>
       </w:r>
-      <w:hyperlink r:id="rId62">
-        <w:r>
-          <w:rPr>
-            <w:lang w:val="fr_FR" w:bidi="fr_FR"/>
-          </w:rPr>
-          <w:rPr>
-            <w:color w:val="0000EE"/>
-            <w:u w:val="single"/>
-          </w:rPr>
-          <w:t>Ex 12.12</w:t>
-        </w:r>
-      </w:hyperlink>
+      <w:r>
+        <w:rPr>
+          <w:lang w:val="fr_FR" w:bidi="fr_FR"/>
+        </w:rPr>
+        <w:t>Ex 12.12</w:t>
+      </w:r>
       <w:r>
         <w:rPr>
           <w:lang w:val="fr_FR" w:bidi="fr_FR"/>
         </w:rPr>
         <w:t>). La dernière plaie, la mort des premiers-nés, ciblait la maison du Pharaon, et c'est elle qui l'a décidé à libérer Israël. Cependant, après leur départ, il est revenu sur sa décision et a lancé ses troupes à leur poursuite jusqu’à la mer Rouge. Là, Dieu est intervenu en sauvant les Israélites sans défense et en anéantissant les Égyptiens, faisant de cet événement l’une des délivrances les plus marquantes de l’Ancien Testament. À la mer Rouge, le Seigneur s'est manifesté comme un puissant guerrier qui combat pour son peuple (</w:t>
       </w:r>
-      <w:hyperlink r:id="rId63">
-        <w:r>
-          <w:rPr>
-            <w:lang w:val="fr_FR" w:bidi="fr_FR"/>
-          </w:rPr>
-          <w:rPr>
-            <w:color w:val="0000EE"/>
-            <w:u w:val="single"/>
-          </w:rPr>
-          <w:t>Ex 15.3</w:t>
-        </w:r>
-      </w:hyperlink>
+      <w:r>
+        <w:rPr>
+          <w:lang w:val="fr_FR" w:bidi="fr_FR"/>
+        </w:rPr>
+        <w:t>Ex 15.3</w:t>
+      </w:r>
       <w:r>
         <w:rPr>
           <w:lang w:val="fr_FR" w:bidi="fr_FR"/>
@@ -1502,72 +1196,48 @@
           <w:lang w:val="fr_FR" w:bidi="fr_FR"/>
         </w:rPr>
       </w:r>
-      <w:hyperlink r:id="rId64">
-        <w:r>
-          <w:rPr>
-            <w:lang w:val="fr_FR" w:bidi="fr_FR"/>
-          </w:rPr>
-          <w:rPr>
-            <w:color w:val="0000EE"/>
-            <w:u w:val="single"/>
-          </w:rPr>
-          <w:t>Exode 1.8–22</w:t>
-        </w:r>
-      </w:hyperlink>
+      <w:r>
+        <w:rPr>
+          <w:lang w:val="fr_FR" w:bidi="fr_FR"/>
+        </w:rPr>
+        <w:t>Exode 1.8–22</w:t>
+      </w:r>
       <w:r>
         <w:rPr>
           <w:lang w:val="fr_FR" w:bidi="fr_FR"/>
         </w:rPr>
         <w:t xml:space="preserve"> ; </w:t>
       </w:r>
-      <w:hyperlink r:id="rId65">
-        <w:r>
-          <w:rPr>
-            <w:lang w:val="fr_FR" w:bidi="fr_FR"/>
-          </w:rPr>
-          <w:rPr>
-            <w:color w:val="0000EE"/>
-            <w:u w:val="single"/>
-          </w:rPr>
-          <w:t>2.14–15</w:t>
-        </w:r>
-      </w:hyperlink>
+      <w:r>
+        <w:rPr>
+          <w:lang w:val="fr_FR" w:bidi="fr_FR"/>
+        </w:rPr>
+        <w:t>2.14–15</w:t>
+      </w:r>
       <w:r>
         <w:rPr>
           <w:lang w:val="fr_FR" w:bidi="fr_FR"/>
         </w:rPr>
         <w:t xml:space="preserve">, </w:t>
       </w:r>
-      <w:hyperlink r:id="rId57">
-        <w:r>
-          <w:rPr>
-            <w:lang w:val="fr_FR" w:bidi="fr_FR"/>
-          </w:rPr>
-          <w:rPr>
-            <w:color w:val="0000EE"/>
-            <w:u w:val="single"/>
-          </w:rPr>
-          <w:t>23</w:t>
-        </w:r>
-      </w:hyperlink>
+      <w:r>
+        <w:rPr>
+          <w:lang w:val="fr_FR" w:bidi="fr_FR"/>
+        </w:rPr>
+        <w:t>23</w:t>
+      </w:r>
       <w:r>
         <w:rPr>
           <w:lang w:val="fr_FR" w:bidi="fr_FR"/>
         </w:rPr>
         <w:t xml:space="preserve"> ; </w:t>
       </w:r>
-      <w:hyperlink r:id="rId66">
-        <w:r>
-          <w:rPr>
-            <w:lang w:val="fr_FR" w:bidi="fr_FR"/>
-          </w:rPr>
-          <w:rPr>
-            <w:color w:val="0000EE"/>
-            <w:u w:val="single"/>
-          </w:rPr>
-          <w:t>5.1–15.21</w:t>
-        </w:r>
-      </w:hyperlink>
+      <w:r>
+        <w:rPr>
+          <w:lang w:val="fr_FR" w:bidi="fr_FR"/>
+        </w:rPr>
+        <w:t>5.1–15.21</w:t>
+      </w:r>
       <w:r>
         <w:rPr>
           <w:lang w:val="fr_FR" w:bidi="fr_FR"/>
@@ -1616,18 +1286,12 @@
         </w:rPr>
         <w:t>Philippe a été parmi les premiers à partager la bonne nouvelle de Jésus avec des gens qui se trouvaient en dehors de la Judée. Hautement respecté par les premiers chrétiens, il a été l’un des sept hommes choisis pour organiser la distribution alimentaire en faveur des croyants nécessiteux à Jérusalem (</w:t>
       </w:r>
-      <w:hyperlink r:id="rId67">
-        <w:r>
-          <w:rPr>
-            <w:lang w:val="fr_FR" w:bidi="fr_FR"/>
-          </w:rPr>
-          <w:rPr>
-            <w:color w:val="0000EE"/>
-            <w:u w:val="single"/>
-          </w:rPr>
-          <w:t>Ac 6.1–6</w:t>
-        </w:r>
-      </w:hyperlink>
+      <w:r>
+        <w:rPr>
+          <w:lang w:val="fr_FR" w:bidi="fr_FR"/>
+        </w:rPr>
+        <w:t>Ac 6.1–6</w:t>
+      </w:r>
       <w:r>
         <w:rPr>
           <w:lang w:val="fr_FR" w:bidi="fr_FR"/>
@@ -1648,54 +1312,36 @@
         </w:rPr>
         <w:t>Après la mort d’Étienne, les chrétiens ont fui Jérusalem (</w:t>
       </w:r>
-      <w:hyperlink r:id="rId68">
-        <w:r>
-          <w:rPr>
-            <w:lang w:val="fr_FR" w:bidi="fr_FR"/>
-          </w:rPr>
-          <w:rPr>
-            <w:color w:val="0000EE"/>
-            <w:u w:val="single"/>
-          </w:rPr>
-          <w:t>Ac 8.1–5</w:t>
-        </w:r>
-      </w:hyperlink>
+      <w:r>
+        <w:rPr>
+          <w:lang w:val="fr_FR" w:bidi="fr_FR"/>
+        </w:rPr>
+        <w:t>Ac 8.1–5</w:t>
+      </w:r>
       <w:r>
         <w:rPr>
           <w:lang w:val="fr_FR" w:bidi="fr_FR"/>
         </w:rPr>
         <w:t>). Philippe a apporté le message du Christ à Samarie, une ville habitée par une population mélangée. Il y a guéri de nombreuses personnes et chassé des mauvais esprits, et les gens ont accepté son message avec enthousiasme (</w:t>
       </w:r>
-      <w:hyperlink r:id="rId69">
-        <w:r>
-          <w:rPr>
-            <w:lang w:val="fr_FR" w:bidi="fr_FR"/>
-          </w:rPr>
-          <w:rPr>
-            <w:color w:val="0000EE"/>
-            <w:u w:val="single"/>
-          </w:rPr>
-          <w:t>Ac 8.5–8</w:t>
-        </w:r>
-      </w:hyperlink>
+      <w:r>
+        <w:rPr>
+          <w:lang w:val="fr_FR" w:bidi="fr_FR"/>
+        </w:rPr>
+        <w:t>Ac 8.5–8</w:t>
+      </w:r>
       <w:r>
         <w:rPr>
           <w:lang w:val="fr_FR" w:bidi="fr_FR"/>
         </w:rPr>
         <w:t>). Beaucoup, y compris un sorcier bien connu nommé Simon, ont été baptisés (</w:t>
       </w:r>
-      <w:hyperlink r:id="rId70">
-        <w:r>
-          <w:rPr>
-            <w:lang w:val="fr_FR" w:bidi="fr_FR"/>
-          </w:rPr>
-          <w:rPr>
-            <w:color w:val="0000EE"/>
-            <w:u w:val="single"/>
-          </w:rPr>
-          <w:t>Ac 8.9–13</w:t>
-        </w:r>
-      </w:hyperlink>
+      <w:r>
+        <w:rPr>
+          <w:lang w:val="fr_FR" w:bidi="fr_FR"/>
+        </w:rPr>
+        <w:t>Ac 8.9–13</w:t>
+      </w:r>
       <w:r>
         <w:rPr>
           <w:lang w:val="fr_FR" w:bidi="fr_FR"/>
@@ -1716,144 +1362,96 @@
         </w:rPr>
         <w:t>Un ange a alors guidé Philippe pour qu’il se rende vers le sud-ouest de Jérusalem vers Gaza (</w:t>
       </w:r>
-      <w:hyperlink r:id="rId71">
-        <w:r>
-          <w:rPr>
-            <w:lang w:val="fr_FR" w:bidi="fr_FR"/>
-          </w:rPr>
-          <w:rPr>
-            <w:color w:val="0000EE"/>
-            <w:u w:val="single"/>
-          </w:rPr>
-          <w:t>Ac 8.26</w:t>
-        </w:r>
-      </w:hyperlink>
+      <w:r>
+        <w:rPr>
+          <w:lang w:val="fr_FR" w:bidi="fr_FR"/>
+        </w:rPr>
+        <w:t>Ac 8.26</w:t>
+      </w:r>
       <w:r>
         <w:rPr>
           <w:lang w:val="fr_FR" w:bidi="fr_FR"/>
         </w:rPr>
         <w:t>). Là, l’Esprit l’a conduit à rencontrer l’intendant d’Éthiopie, qui retournait chez lui depuis Jérusalem (</w:t>
       </w:r>
-      <w:hyperlink r:id="rId72">
-        <w:r>
-          <w:rPr>
-            <w:lang w:val="fr_FR" w:bidi="fr_FR"/>
-          </w:rPr>
-          <w:rPr>
-            <w:color w:val="0000EE"/>
-            <w:u w:val="single"/>
-          </w:rPr>
-          <w:t>Ac 8.27–28</w:t>
-        </w:r>
-      </w:hyperlink>
+      <w:r>
+        <w:rPr>
+          <w:lang w:val="fr_FR" w:bidi="fr_FR"/>
+        </w:rPr>
+        <w:t>Ac 8.27–28</w:t>
+      </w:r>
       <w:r>
         <w:rPr>
           <w:lang w:val="fr_FR" w:bidi="fr_FR"/>
         </w:rPr>
         <w:t xml:space="preserve">). L’Éthiopien a demandé à Philippe de lui expliquer </w:t>
       </w:r>
-      <w:hyperlink r:id="rId73">
-        <w:r>
-          <w:rPr>
-            <w:lang w:val="fr_FR" w:bidi="fr_FR"/>
-          </w:rPr>
-          <w:rPr>
-            <w:color w:val="0000EE"/>
-            <w:u w:val="single"/>
-          </w:rPr>
-          <w:t>Es 53</w:t>
-        </w:r>
-      </w:hyperlink>
+      <w:r>
+        <w:rPr>
+          <w:lang w:val="fr_FR" w:bidi="fr_FR"/>
+        </w:rPr>
+        <w:t>Es 53</w:t>
+      </w:r>
       <w:r>
         <w:rPr>
           <w:lang w:val="fr_FR" w:bidi="fr_FR"/>
         </w:rPr>
         <w:t>. Philippe a partagé le message concernant Jésus (</w:t>
       </w:r>
-      <w:hyperlink r:id="rId74">
-        <w:r>
-          <w:rPr>
-            <w:lang w:val="fr_FR" w:bidi="fr_FR"/>
-          </w:rPr>
-          <w:rPr>
-            <w:color w:val="0000EE"/>
-            <w:u w:val="single"/>
-          </w:rPr>
-          <w:t>Ac 8.30–35</w:t>
-        </w:r>
-      </w:hyperlink>
+      <w:r>
+        <w:rPr>
+          <w:lang w:val="fr_FR" w:bidi="fr_FR"/>
+        </w:rPr>
+        <w:t>Ac 8.30–35</w:t>
+      </w:r>
       <w:r>
         <w:rPr>
           <w:lang w:val="fr_FR" w:bidi="fr_FR"/>
         </w:rPr>
         <w:t>) et a baptisé l’homme au bord de la route (</w:t>
       </w:r>
-      <w:hyperlink r:id="rId75">
-        <w:r>
-          <w:rPr>
-            <w:lang w:val="fr_FR" w:bidi="fr_FR"/>
-          </w:rPr>
-          <w:rPr>
-            <w:color w:val="0000EE"/>
-            <w:u w:val="single"/>
-          </w:rPr>
-          <w:t>8.36–38</w:t>
-        </w:r>
-      </w:hyperlink>
+      <w:r>
+        <w:rPr>
+          <w:lang w:val="fr_FR" w:bidi="fr_FR"/>
+        </w:rPr>
+        <w:t>8.36–38</w:t>
+      </w:r>
       <w:r>
         <w:rPr>
           <w:lang w:val="fr_FR" w:bidi="fr_FR"/>
         </w:rPr>
         <w:t>). L’Esprit de Dieu a alors soudainement emmené Philippe à Azot (</w:t>
       </w:r>
-      <w:hyperlink r:id="rId76">
-        <w:r>
-          <w:rPr>
-            <w:lang w:val="fr_FR" w:bidi="fr_FR"/>
-          </w:rPr>
-          <w:rPr>
-            <w:color w:val="0000EE"/>
-            <w:u w:val="single"/>
-          </w:rPr>
-          <w:t>Ac 8.39–40</w:t>
-        </w:r>
-      </w:hyperlink>
+      <w:r>
+        <w:rPr>
+          <w:lang w:val="fr_FR" w:bidi="fr_FR"/>
+        </w:rPr>
+        <w:t>Ac 8.39–40</w:t>
+      </w:r>
       <w:r>
         <w:rPr>
           <w:lang w:val="fr_FR" w:bidi="fr_FR"/>
         </w:rPr>
         <w:t>). Il y a prêché le message et a voyagé à travers les villes côtières jusqu’à atteindre Césarée, une grande ville romaine, où il s’est probablement installé (</w:t>
       </w:r>
-      <w:hyperlink r:id="rId77">
-        <w:r>
-          <w:rPr>
-            <w:lang w:val="fr_FR" w:bidi="fr_FR"/>
-          </w:rPr>
-          <w:rPr>
-            <w:color w:val="0000EE"/>
-            <w:u w:val="single"/>
-          </w:rPr>
-          <w:t>Ac 8.40</w:t>
-        </w:r>
-      </w:hyperlink>
+      <w:r>
+        <w:rPr>
+          <w:lang w:val="fr_FR" w:bidi="fr_FR"/>
+        </w:rPr>
+        <w:t>Ac 8.40</w:t>
+      </w:r>
       <w:r>
         <w:rPr>
           <w:lang w:val="fr_FR" w:bidi="fr_FR"/>
         </w:rPr>
         <w:t xml:space="preserve"> ; </w:t>
       </w:r>
-      <w:hyperlink r:id="rId78">
-        <w:r>
-          <w:rPr>
-            <w:lang w:val="fr_FR" w:bidi="fr_FR"/>
-          </w:rPr>
-          <w:rPr>
-            <w:color w:val="0000EE"/>
-            <w:u w:val="single"/>
-          </w:rPr>
-          <w:t>21.8–9</w:t>
-        </w:r>
-      </w:hyperlink>
+      <w:r>
+        <w:rPr>
+          <w:lang w:val="fr_FR" w:bidi="fr_FR"/>
+        </w:rPr>
+        <w:t>21.8–9</w:t>
+      </w:r>
       <w:r>
         <w:rPr>
           <w:lang w:val="fr_FR" w:bidi="fr_FR"/>
@@ -1874,36 +1472,24 @@
         </w:rPr>
         <w:t>De nombreuses années plus tard, Paul a logé une nuit chez Philippe à Césarée (</w:t>
       </w:r>
-      <w:hyperlink r:id="rId79">
-        <w:r>
-          <w:rPr>
-            <w:lang w:val="fr_FR" w:bidi="fr_FR"/>
-          </w:rPr>
-          <w:rPr>
-            <w:color w:val="0000EE"/>
-            <w:u w:val="single"/>
-          </w:rPr>
-          <w:t>Ac 21.8</w:t>
-        </w:r>
-      </w:hyperlink>
+      <w:r>
+        <w:rPr>
+          <w:lang w:val="fr_FR" w:bidi="fr_FR"/>
+        </w:rPr>
+        <w:t>Ac 21.8</w:t>
+      </w:r>
       <w:r>
         <w:rPr>
           <w:lang w:val="fr_FR" w:bidi="fr_FR"/>
         </w:rPr>
         <w:t>). À ce moment-là, les gens connaissaient Philippe comme Philippe l’évangéliste. Il avait quatre filles non mariées, et toutes possédaient le don de prophétie (</w:t>
       </w:r>
-      <w:hyperlink r:id="rId80">
-        <w:r>
-          <w:rPr>
-            <w:lang w:val="fr_FR" w:bidi="fr_FR"/>
-          </w:rPr>
-          <w:rPr>
-            <w:color w:val="0000EE"/>
-            <w:u w:val="single"/>
-          </w:rPr>
-          <w:t>Ac 21.9</w:t>
-        </w:r>
-      </w:hyperlink>
+      <w:r>
+        <w:rPr>
+          <w:lang w:val="fr_FR" w:bidi="fr_FR"/>
+        </w:rPr>
+        <w:t>Ac 21.9</w:t>
+      </w:r>
       <w:r>
         <w:rPr>
           <w:lang w:val="fr_FR" w:bidi="fr_FR"/>
@@ -1924,162 +1510,108 @@
         </w:rPr>
         <w:t xml:space="preserve">Philippe représente les premiers évangélistes chrétiens. Le Saint-Esprit les a habilités et guidés pour confirmer leur message (voir aussi </w:t>
       </w:r>
-      <w:hyperlink r:id="rId81">
-        <w:r>
-          <w:rPr>
-            <w:lang w:val="fr_FR" w:bidi="fr_FR"/>
-          </w:rPr>
-          <w:rPr>
-            <w:color w:val="0000EE"/>
-            <w:u w:val="single"/>
-          </w:rPr>
-          <w:t>Ac 1.8</w:t>
-        </w:r>
-      </w:hyperlink>
+      <w:r>
+        <w:rPr>
+          <w:lang w:val="fr_FR" w:bidi="fr_FR"/>
+        </w:rPr>
+        <w:t>Ac 1.8</w:t>
+      </w:r>
       <w:r>
         <w:rPr>
           <w:lang w:val="fr_FR" w:bidi="fr_FR"/>
         </w:rPr>
         <w:t xml:space="preserve"> ; </w:t>
       </w:r>
-      <w:hyperlink r:id="rId82">
-        <w:r>
-          <w:rPr>
-            <w:lang w:val="fr_FR" w:bidi="fr_FR"/>
-          </w:rPr>
-          <w:rPr>
-            <w:color w:val="0000EE"/>
-            <w:u w:val="single"/>
-          </w:rPr>
-          <w:t>3.4–8</w:t>
-        </w:r>
-      </w:hyperlink>
+      <w:r>
+        <w:rPr>
+          <w:lang w:val="fr_FR" w:bidi="fr_FR"/>
+        </w:rPr>
+        <w:t>3.4–8</w:t>
+      </w:r>
       <w:r>
         <w:rPr>
           <w:lang w:val="fr_FR" w:bidi="fr_FR"/>
         </w:rPr>
         <w:t xml:space="preserve"> ; </w:t>
       </w:r>
-      <w:hyperlink r:id="rId83">
-        <w:r>
-          <w:rPr>
-            <w:lang w:val="fr_FR" w:bidi="fr_FR"/>
-          </w:rPr>
-          <w:rPr>
-            <w:color w:val="0000EE"/>
-            <w:u w:val="single"/>
-          </w:rPr>
-          <w:t>5.12–16</w:t>
-        </w:r>
-      </w:hyperlink>
+      <w:r>
+        <w:rPr>
+          <w:lang w:val="fr_FR" w:bidi="fr_FR"/>
+        </w:rPr>
+        <w:t>5.12–16</w:t>
+      </w:r>
       <w:r>
         <w:rPr>
           <w:lang w:val="fr_FR" w:bidi="fr_FR"/>
         </w:rPr>
         <w:t xml:space="preserve"> ; </w:t>
       </w:r>
-      <w:hyperlink r:id="rId84">
-        <w:r>
-          <w:rPr>
-            <w:lang w:val="fr_FR" w:bidi="fr_FR"/>
-          </w:rPr>
-          <w:rPr>
-            <w:color w:val="0000EE"/>
-            <w:u w:val="single"/>
-          </w:rPr>
-          <w:t>6.8</w:t>
-        </w:r>
-      </w:hyperlink>
+      <w:r>
+        <w:rPr>
+          <w:lang w:val="fr_FR" w:bidi="fr_FR"/>
+        </w:rPr>
+        <w:t>6.8</w:t>
+      </w:r>
       <w:r>
         <w:rPr>
           <w:lang w:val="fr_FR" w:bidi="fr_FR"/>
         </w:rPr>
         <w:t xml:space="preserve"> ; </w:t>
       </w:r>
-      <w:hyperlink r:id="rId85">
-        <w:r>
-          <w:rPr>
-            <w:lang w:val="fr_FR" w:bidi="fr_FR"/>
-          </w:rPr>
-          <w:rPr>
-            <w:color w:val="0000EE"/>
-            <w:u w:val="single"/>
-          </w:rPr>
-          <w:t>10.9–20</w:t>
-        </w:r>
-      </w:hyperlink>
+      <w:r>
+        <w:rPr>
+          <w:lang w:val="fr_FR" w:bidi="fr_FR"/>
+        </w:rPr>
+        <w:t>10.9–20</w:t>
+      </w:r>
       <w:r>
         <w:rPr>
           <w:lang w:val="fr_FR" w:bidi="fr_FR"/>
         </w:rPr>
         <w:t xml:space="preserve"> ; </w:t>
       </w:r>
-      <w:hyperlink r:id="rId86">
-        <w:r>
-          <w:rPr>
-            <w:lang w:val="fr_FR" w:bidi="fr_FR"/>
-          </w:rPr>
-          <w:rPr>
-            <w:color w:val="0000EE"/>
-            <w:u w:val="single"/>
-          </w:rPr>
-          <w:t>13.2</w:t>
-        </w:r>
-      </w:hyperlink>
+      <w:r>
+        <w:rPr>
+          <w:lang w:val="fr_FR" w:bidi="fr_FR"/>
+        </w:rPr>
+        <w:t>13.2</w:t>
+      </w:r>
       <w:r>
         <w:rPr>
           <w:lang w:val="fr_FR" w:bidi="fr_FR"/>
         </w:rPr>
         <w:t xml:space="preserve"> ; </w:t>
       </w:r>
-      <w:hyperlink r:id="rId87">
-        <w:r>
-          <w:rPr>
-            <w:lang w:val="fr_FR" w:bidi="fr_FR"/>
-          </w:rPr>
-          <w:rPr>
-            <w:color w:val="0000EE"/>
-            <w:u w:val="single"/>
-          </w:rPr>
-          <w:t>16.6–10</w:t>
-        </w:r>
-      </w:hyperlink>
+      <w:r>
+        <w:rPr>
+          <w:lang w:val="fr_FR" w:bidi="fr_FR"/>
+        </w:rPr>
+        <w:t>16.6–10</w:t>
+      </w:r>
       <w:r>
         <w:rPr>
           <w:lang w:val="fr_FR" w:bidi="fr_FR"/>
         </w:rPr>
         <w:t xml:space="preserve"> ; </w:t>
       </w:r>
-      <w:hyperlink r:id="rId88">
-        <w:r>
-          <w:rPr>
-            <w:lang w:val="fr_FR" w:bidi="fr_FR"/>
-          </w:rPr>
-          <w:rPr>
-            <w:color w:val="0000EE"/>
-            <w:u w:val="single"/>
-          </w:rPr>
-          <w:t>19.11–12</w:t>
-        </w:r>
-      </w:hyperlink>
+      <w:r>
+        <w:rPr>
+          <w:lang w:val="fr_FR" w:bidi="fr_FR"/>
+        </w:rPr>
+        <w:t>19.11–12</w:t>
+      </w:r>
       <w:r>
         <w:rPr>
           <w:lang w:val="fr_FR" w:bidi="fr_FR"/>
         </w:rPr>
         <w:t xml:space="preserve"> ; </w:t>
       </w:r>
-      <w:hyperlink r:id="rId89">
-        <w:r>
-          <w:rPr>
-            <w:lang w:val="fr_FR" w:bidi="fr_FR"/>
-          </w:rPr>
-          <w:rPr>
-            <w:color w:val="0000EE"/>
-            <w:u w:val="single"/>
-          </w:rPr>
-          <w:t>20.22–23</w:t>
-        </w:r>
-      </w:hyperlink>
+      <w:r>
+        <w:rPr>
+          <w:lang w:val="fr_FR" w:bidi="fr_FR"/>
+        </w:rPr>
+        <w:t>20.22–23</w:t>
+      </w:r>
       <w:r>
         <w:rPr>
           <w:lang w:val="fr_FR" w:bidi="fr_FR"/>
@@ -2109,72 +1641,48 @@
           <w:lang w:val="fr_FR" w:bidi="fr_FR"/>
         </w:rPr>
       </w:r>
-      <w:hyperlink r:id="rId90">
-        <w:r>
-          <w:rPr>
-            <w:lang w:val="fr_FR" w:bidi="fr_FR"/>
-          </w:rPr>
-          <w:rPr>
-            <w:color w:val="0000EE"/>
-            <w:u w:val="single"/>
-          </w:rPr>
-          <w:t>Ac 6.5</w:t>
-        </w:r>
-      </w:hyperlink>
+      <w:r>
+        <w:rPr>
+          <w:lang w:val="fr_FR" w:bidi="fr_FR"/>
+        </w:rPr>
+        <w:t>Ac 6.5</w:t>
+      </w:r>
       <w:r>
         <w:rPr>
           <w:lang w:val="fr_FR" w:bidi="fr_FR"/>
         </w:rPr>
         <w:t xml:space="preserve"> ; </w:t>
       </w:r>
-      <w:hyperlink r:id="rId91">
-        <w:r>
-          <w:rPr>
-            <w:lang w:val="fr_FR" w:bidi="fr_FR"/>
-          </w:rPr>
-          <w:rPr>
-            <w:color w:val="0000EE"/>
-            <w:u w:val="single"/>
-          </w:rPr>
-          <w:t>8.4–13</w:t>
-        </w:r>
-      </w:hyperlink>
+      <w:r>
+        <w:rPr>
+          <w:lang w:val="fr_FR" w:bidi="fr_FR"/>
+        </w:rPr>
+        <w:t>8.4–13</w:t>
+      </w:r>
       <w:r>
         <w:rPr>
           <w:lang w:val="fr_FR" w:bidi="fr_FR"/>
         </w:rPr>
         <w:t xml:space="preserve">, </w:t>
       </w:r>
-      <w:hyperlink r:id="rId92">
-        <w:r>
-          <w:rPr>
-            <w:lang w:val="fr_FR" w:bidi="fr_FR"/>
-          </w:rPr>
-          <w:rPr>
-            <w:color w:val="0000EE"/>
-            <w:u w:val="single"/>
-          </w:rPr>
-          <w:t>26–40</w:t>
-        </w:r>
-      </w:hyperlink>
+      <w:r>
+        <w:rPr>
+          <w:lang w:val="fr_FR" w:bidi="fr_FR"/>
+        </w:rPr>
+        <w:t>26–40</w:t>
+      </w:r>
       <w:r>
         <w:rPr>
           <w:lang w:val="fr_FR" w:bidi="fr_FR"/>
         </w:rPr>
         <w:t xml:space="preserve"> ; </w:t>
       </w:r>
-      <w:hyperlink r:id="rId78">
-        <w:r>
-          <w:rPr>
-            <w:lang w:val="fr_FR" w:bidi="fr_FR"/>
-          </w:rPr>
-          <w:rPr>
-            <w:color w:val="0000EE"/>
-            <w:u w:val="single"/>
-          </w:rPr>
-          <w:t>21.8–9</w:t>
-        </w:r>
-      </w:hyperlink>
+      <w:r>
+        <w:rPr>
+          <w:lang w:val="fr_FR" w:bidi="fr_FR"/>
+        </w:rPr>
+        <w:t>21.8–9</w:t>
+      </w:r>
       <w:r>
         <w:rPr>
           <w:lang w:val="fr_FR" w:bidi="fr_FR"/>
@@ -2237,18 +1745,12 @@
         </w:rPr>
         <w:t xml:space="preserve">De nombreux vétérans de la guerre de 42 av. J.‑C. et d’autres batailles se sont établis à Philippes. Lorsque Paul a visité la ville, elle affichait encore son héritage militaire romain. Située sur la Via Egnatia, c’était une étape importante sur la grande route militaire reliant la mer Adriatique à la mer Égée. Elle éprouvait une grande fierté civique en tant que colonie romaine, profitant de nombreux privilèges tels que l’exemption fiscale, et favorisait le latin comme langue officielle. Son système de gouvernance reposait sur la constitution municipale de Rome, et ses habitants se considéraient comme des Romains (voir </w:t>
       </w:r>
-      <w:hyperlink r:id="rId93">
-        <w:r>
-          <w:rPr>
-            <w:lang w:val="fr_FR" w:bidi="fr_FR"/>
-          </w:rPr>
-          <w:rPr>
-            <w:color w:val="0000EE"/>
-            <w:u w:val="single"/>
-          </w:rPr>
-          <w:t>Ac 16.21</w:t>
-        </w:r>
-      </w:hyperlink>
+      <w:r>
+        <w:rPr>
+          <w:lang w:val="fr_FR" w:bidi="fr_FR"/>
+        </w:rPr>
+        <w:t>Ac 16.21</w:t>
+      </w:r>
       <w:r>
         <w:rPr>
           <w:lang w:val="fr_FR" w:bidi="fr_FR"/>
@@ -2269,36 +1771,24 @@
         </w:rPr>
         <w:t>Paul a visité la ville lors de son deuxième voyage missionnaire, et les Actes des apôtres rapportent cette visite de manière détaillée (</w:t>
       </w:r>
-      <w:hyperlink r:id="rId94">
-        <w:r>
-          <w:rPr>
-            <w:lang w:val="fr_FR" w:bidi="fr_FR"/>
-          </w:rPr>
-          <w:rPr>
-            <w:color w:val="0000EE"/>
-            <w:u w:val="single"/>
-          </w:rPr>
-          <w:t>Ac 16.12–40</w:t>
-        </w:r>
-      </w:hyperlink>
+      <w:r>
+        <w:rPr>
+          <w:lang w:val="fr_FR" w:bidi="fr_FR"/>
+        </w:rPr>
+        <w:t>Ac 16.12–40</w:t>
+      </w:r>
       <w:r>
         <w:rPr>
           <w:lang w:val="fr_FR" w:bidi="fr_FR"/>
         </w:rPr>
         <w:t>). L’histoire met particulièrement en lumière le passé romain de la ville. Ainsi, Paul utilise sa citoyenneté romaine pour se défendre avec succès (</w:t>
       </w:r>
-      <w:hyperlink r:id="rId95">
-        <w:r>
-          <w:rPr>
-            <w:lang w:val="fr_FR" w:bidi="fr_FR"/>
-          </w:rPr>
-          <w:rPr>
-            <w:color w:val="0000EE"/>
-            <w:u w:val="single"/>
-          </w:rPr>
-          <w:t>Ac 16.37–39</w:t>
-        </w:r>
-      </w:hyperlink>
+      <w:r>
+        <w:rPr>
+          <w:lang w:val="fr_FR" w:bidi="fr_FR"/>
+        </w:rPr>
+        <w:t>Ac 16.37–39</w:t>
+      </w:r>
       <w:r>
         <w:rPr>
           <w:lang w:val="fr_FR" w:bidi="fr_FR"/>
@@ -2331,36 +1821,24 @@
         </w:rPr>
         <w:t xml:space="preserve"> en grec (</w:t>
       </w:r>
-      <w:hyperlink r:id="rId96">
-        <w:r>
-          <w:rPr>
-            <w:lang w:val="fr_FR" w:bidi="fr_FR"/>
-          </w:rPr>
-          <w:rPr>
-            <w:color w:val="0000EE"/>
-            <w:u w:val="single"/>
-          </w:rPr>
-          <w:t>Ac 16.20–22</w:t>
-        </w:r>
-      </w:hyperlink>
+      <w:r>
+        <w:rPr>
+          <w:lang w:val="fr_FR" w:bidi="fr_FR"/>
+        </w:rPr>
+        <w:t>Ac 16.20–22</w:t>
+      </w:r>
       <w:r>
         <w:rPr>
           <w:lang w:val="fr_FR" w:bidi="fr_FR"/>
         </w:rPr>
         <w:t xml:space="preserve">, </w:t>
       </w:r>
-      <w:hyperlink r:id="rId97">
-        <w:r>
-          <w:rPr>
-            <w:lang w:val="fr_FR" w:bidi="fr_FR"/>
-          </w:rPr>
-          <w:rPr>
-            <w:color w:val="0000EE"/>
-            <w:u w:val="single"/>
-          </w:rPr>
-          <w:t>38</w:t>
-        </w:r>
-      </w:hyperlink>
+      <w:r>
+        <w:rPr>
+          <w:lang w:val="fr_FR" w:bidi="fr_FR"/>
+        </w:rPr>
+        <w:t>38</w:t>
+      </w:r>
       <w:r>
         <w:rPr>
           <w:lang w:val="fr_FR" w:bidi="fr_FR"/>
@@ -2381,90 +1859,60 @@
         </w:rPr>
         <w:t>L’église a commencé avec des femmes juives croyantes qui se réunissaient à l’extérieur de la ville, faute de synagogue. Plus tard, elles se sont rassemblées dans la maison d’une convertie bien connue, nommée Lydie (</w:t>
       </w:r>
-      <w:hyperlink r:id="rId98">
-        <w:r>
-          <w:rPr>
-            <w:lang w:val="fr_FR" w:bidi="fr_FR"/>
-          </w:rPr>
-          <w:rPr>
-            <w:color w:val="0000EE"/>
-            <w:u w:val="single"/>
-          </w:rPr>
-          <w:t>Ac 16.14–15</w:t>
-        </w:r>
-      </w:hyperlink>
+      <w:r>
+        <w:rPr>
+          <w:lang w:val="fr_FR" w:bidi="fr_FR"/>
+        </w:rPr>
+        <w:t>Ac 16.14–15</w:t>
+      </w:r>
       <w:r>
         <w:rPr>
           <w:lang w:val="fr_FR" w:bidi="fr_FR"/>
         </w:rPr>
         <w:t xml:space="preserve">, </w:t>
       </w:r>
-      <w:hyperlink r:id="rId99">
-        <w:r>
-          <w:rPr>
-            <w:lang w:val="fr_FR" w:bidi="fr_FR"/>
-          </w:rPr>
-          <w:rPr>
-            <w:color w:val="0000EE"/>
-            <w:u w:val="single"/>
-          </w:rPr>
-          <w:t>40</w:t>
-        </w:r>
-      </w:hyperlink>
+      <w:r>
+        <w:rPr>
+          <w:lang w:val="fr_FR" w:bidi="fr_FR"/>
+        </w:rPr>
+        <w:t>40</w:t>
+      </w:r>
       <w:r>
         <w:rPr>
           <w:lang w:val="fr_FR" w:bidi="fr_FR"/>
         </w:rPr>
         <w:t>). Luc est probablement resté à Philippes lorsque Paul est parti pour Thessalonique (</w:t>
       </w:r>
-      <w:hyperlink r:id="rId100">
-        <w:r>
-          <w:rPr>
-            <w:lang w:val="fr_FR" w:bidi="fr_FR"/>
-          </w:rPr>
-          <w:rPr>
-            <w:color w:val="0000EE"/>
-            <w:u w:val="single"/>
-          </w:rPr>
-          <w:t>Ac 16.12</w:t>
-        </w:r>
-      </w:hyperlink>
+      <w:r>
+        <w:rPr>
+          <w:lang w:val="fr_FR" w:bidi="fr_FR"/>
+        </w:rPr>
+        <w:t>Ac 16.12</w:t>
+      </w:r>
       <w:r>
         <w:rPr>
           <w:lang w:val="fr_FR" w:bidi="fr_FR"/>
         </w:rPr>
         <w:t xml:space="preserve">, </w:t>
       </w:r>
-      <w:hyperlink r:id="rId99">
-        <w:r>
-          <w:rPr>
-            <w:lang w:val="fr_FR" w:bidi="fr_FR"/>
-          </w:rPr>
-          <w:rPr>
-            <w:color w:val="0000EE"/>
-            <w:u w:val="single"/>
-          </w:rPr>
-          <w:t>40</w:t>
-        </w:r>
-      </w:hyperlink>
+      <w:r>
+        <w:rPr>
+          <w:lang w:val="fr_FR" w:bidi="fr_FR"/>
+        </w:rPr>
+        <w:t>40</w:t>
+      </w:r>
       <w:r>
         <w:rPr>
           <w:lang w:val="fr_FR" w:bidi="fr_FR"/>
         </w:rPr>
         <w:t>) et a rejoint Paul à Philippes lors du troisième voyage missionnaire de ce dernier plusieurs années plus tard (</w:t>
       </w:r>
-      <w:hyperlink r:id="rId101">
-        <w:r>
-          <w:rPr>
-            <w:lang w:val="fr_FR" w:bidi="fr_FR"/>
-          </w:rPr>
-          <w:rPr>
-            <w:color w:val="0000EE"/>
-            <w:u w:val="single"/>
-          </w:rPr>
-          <w:t>Ac 20.6</w:t>
-        </w:r>
-      </w:hyperlink>
+      <w:r>
+        <w:rPr>
+          <w:lang w:val="fr_FR" w:bidi="fr_FR"/>
+        </w:rPr>
+        <w:t>Ac 20.6</w:t>
+      </w:r>
       <w:r>
         <w:rPr>
           <w:lang w:val="fr_FR" w:bidi="fr_FR"/>
@@ -2494,126 +1942,84 @@
           <w:lang w:val="fr_FR" w:bidi="fr_FR"/>
         </w:rPr>
       </w:r>
-      <w:hyperlink r:id="rId94">
-        <w:r>
-          <w:rPr>
-            <w:lang w:val="fr_FR" w:bidi="fr_FR"/>
-          </w:rPr>
-          <w:rPr>
-            <w:color w:val="0000EE"/>
-            <w:u w:val="single"/>
-          </w:rPr>
-          <w:t>Ac 16.12–40</w:t>
-        </w:r>
-      </w:hyperlink>
+      <w:r>
+        <w:rPr>
+          <w:lang w:val="fr_FR" w:bidi="fr_FR"/>
+        </w:rPr>
+        <w:t>Ac 16.12–40</w:t>
+      </w:r>
       <w:r>
         <w:rPr>
           <w:lang w:val="fr_FR" w:bidi="fr_FR"/>
         </w:rPr>
         <w:t xml:space="preserve"> ; </w:t>
       </w:r>
-      <w:hyperlink r:id="rId101">
-        <w:r>
-          <w:rPr>
-            <w:lang w:val="fr_FR" w:bidi="fr_FR"/>
-          </w:rPr>
-          <w:rPr>
-            <w:color w:val="0000EE"/>
-            <w:u w:val="single"/>
-          </w:rPr>
-          <w:t>20.6</w:t>
-        </w:r>
-      </w:hyperlink>
+      <w:r>
+        <w:rPr>
+          <w:lang w:val="fr_FR" w:bidi="fr_FR"/>
+        </w:rPr>
+        <w:t>20.6</w:t>
+      </w:r>
       <w:r>
         <w:rPr>
           <w:lang w:val="fr_FR" w:bidi="fr_FR"/>
         </w:rPr>
         <w:t xml:space="preserve"> ; </w:t>
       </w:r>
-      <w:hyperlink r:id="rId102">
-        <w:r>
-          <w:rPr>
-            <w:lang w:val="fr_FR" w:bidi="fr_FR"/>
-          </w:rPr>
-          <w:rPr>
-            <w:color w:val="0000EE"/>
-            <w:u w:val="single"/>
-          </w:rPr>
-          <w:t>Ph 1.1</w:t>
-        </w:r>
-      </w:hyperlink>
+      <w:r>
+        <w:rPr>
+          <w:lang w:val="fr_FR" w:bidi="fr_FR"/>
+        </w:rPr>
+        <w:t>Ph 1.1</w:t>
+      </w:r>
       <w:r>
         <w:rPr>
           <w:lang w:val="fr_FR" w:bidi="fr_FR"/>
         </w:rPr>
         <w:t xml:space="preserve"> ; </w:t>
       </w:r>
-      <w:hyperlink r:id="rId103">
-        <w:r>
-          <w:rPr>
-            <w:lang w:val="fr_FR" w:bidi="fr_FR"/>
-          </w:rPr>
-          <w:rPr>
-            <w:color w:val="0000EE"/>
-            <w:u w:val="single"/>
-          </w:rPr>
-          <w:t>2.19–30</w:t>
-        </w:r>
-      </w:hyperlink>
+      <w:r>
+        <w:rPr>
+          <w:lang w:val="fr_FR" w:bidi="fr_FR"/>
+        </w:rPr>
+        <w:t>2.19–30</w:t>
+      </w:r>
       <w:r>
         <w:rPr>
           <w:lang w:val="fr_FR" w:bidi="fr_FR"/>
         </w:rPr>
         <w:t xml:space="preserve"> ; </w:t>
       </w:r>
-      <w:hyperlink r:id="rId104">
-        <w:r>
-          <w:rPr>
-            <w:lang w:val="fr_FR" w:bidi="fr_FR"/>
-          </w:rPr>
-          <w:rPr>
-            <w:color w:val="0000EE"/>
-            <w:u w:val="single"/>
-          </w:rPr>
-          <w:t>4.2–3</w:t>
-        </w:r>
-      </w:hyperlink>
+      <w:r>
+        <w:rPr>
+          <w:lang w:val="fr_FR" w:bidi="fr_FR"/>
+        </w:rPr>
+        <w:t>4.2–3</w:t>
+      </w:r>
       <w:r>
         <w:rPr>
           <w:lang w:val="fr_FR" w:bidi="fr_FR"/>
         </w:rPr>
         <w:t xml:space="preserve">, </w:t>
       </w:r>
-      <w:hyperlink r:id="rId105">
-        <w:r>
-          <w:rPr>
-            <w:lang w:val="fr_FR" w:bidi="fr_FR"/>
-          </w:rPr>
-          <w:rPr>
-            <w:color w:val="0000EE"/>
-            <w:u w:val="single"/>
-          </w:rPr>
-          <w:t>10–22</w:t>
-        </w:r>
-      </w:hyperlink>
+      <w:r>
+        <w:rPr>
+          <w:lang w:val="fr_FR" w:bidi="fr_FR"/>
+        </w:rPr>
+        <w:t>10–22</w:t>
+      </w:r>
       <w:r>
         <w:rPr>
           <w:lang w:val="fr_FR" w:bidi="fr_FR"/>
         </w:rPr>
         <w:t xml:space="preserve"> ; </w:t>
       </w:r>
-      <w:hyperlink r:id="rId106">
-        <w:r>
-          <w:rPr>
-            <w:lang w:val="fr_FR" w:bidi="fr_FR"/>
-          </w:rPr>
-          <w:rPr>
-            <w:color w:val="0000EE"/>
-            <w:u w:val="single"/>
-          </w:rPr>
-          <w:t>1Th 2.2</w:t>
-        </w:r>
-      </w:hyperlink>
+      <w:r>
+        <w:rPr>
+          <w:lang w:val="fr_FR" w:bidi="fr_FR"/>
+        </w:rPr>
+        <w:t>1Th 2.2</w:t>
+      </w:r>
       <w:r>
         <w:rPr>
           <w:lang w:val="fr_FR" w:bidi="fr_FR"/>
@@ -2676,36 +2082,24 @@
         </w:rPr>
         <w:t xml:space="preserve">En tant que gouverneur de Judée, Pilate contrôlait les forces romaines et le temple, y compris ses fonds. Lui seul pouvait décider de la condamnation à mort des criminels (voir </w:t>
       </w:r>
-      <w:hyperlink r:id="rId107">
-        <w:r>
-          <w:rPr>
-            <w:lang w:val="fr_FR" w:bidi="fr_FR"/>
-          </w:rPr>
-          <w:rPr>
-            <w:color w:val="0000EE"/>
-            <w:u w:val="single"/>
-          </w:rPr>
-          <w:t>Jn 18.31</w:t>
-        </w:r>
-      </w:hyperlink>
+      <w:r>
+        <w:rPr>
+          <w:lang w:val="fr_FR" w:bidi="fr_FR"/>
+        </w:rPr>
+        <w:t>Jn 18.31</w:t>
+      </w:r>
       <w:r>
         <w:rPr>
           <w:lang w:val="fr_FR" w:bidi="fr_FR"/>
         </w:rPr>
         <w:t>). Par conséquent, les autorités juives devaient présenter des accusations à Pilate pour obtenir la condamnation à mort de Jésus (</w:t>
       </w:r>
-      <w:hyperlink r:id="rId108">
-        <w:r>
-          <w:rPr>
-            <w:lang w:val="fr_FR" w:bidi="fr_FR"/>
-          </w:rPr>
-          <w:rPr>
-            <w:color w:val="0000EE"/>
-            <w:u w:val="single"/>
-          </w:rPr>
-          <w:t>Mc 15.1–4</w:t>
-        </w:r>
-      </w:hyperlink>
+      <w:r>
+        <w:rPr>
+          <w:lang w:val="fr_FR" w:bidi="fr_FR"/>
+        </w:rPr>
+        <w:t>Mc 15.1–4</w:t>
+      </w:r>
       <w:r>
         <w:rPr>
           <w:lang w:val="fr_FR" w:bidi="fr_FR"/>
@@ -2766,18 +2160,12 @@
         </w:rPr>
         <w:t>À une autre occasion, Pilate a tué des Galiléens alors qu’ils offraient des sacrifices au temple (</w:t>
       </w:r>
-      <w:hyperlink r:id="rId109">
-        <w:r>
-          <w:rPr>
-            <w:lang w:val="fr_FR" w:bidi="fr_FR"/>
-          </w:rPr>
-          <w:rPr>
-            <w:color w:val="0000EE"/>
-            <w:u w:val="single"/>
-          </w:rPr>
-          <w:t>Lc 13.1</w:t>
-        </w:r>
-      </w:hyperlink>
+      <w:r>
+        <w:rPr>
+          <w:lang w:val="fr_FR" w:bidi="fr_FR"/>
+        </w:rPr>
+        <w:t>Lc 13.1</w:t>
+      </w:r>
       <w:r>
         <w:rPr>
           <w:lang w:val="fr_FR" w:bidi="fr_FR"/>
@@ -2798,144 +2186,96 @@
         </w:rPr>
         <w:t>Chaque évangile décrit le rôle qu’a joué Pilate dans la mort de Jésus (</w:t>
       </w:r>
-      <w:hyperlink r:id="rId110">
-        <w:r>
-          <w:rPr>
-            <w:lang w:val="fr_FR" w:bidi="fr_FR"/>
-          </w:rPr>
-          <w:rPr>
-            <w:color w:val="0000EE"/>
-            <w:u w:val="single"/>
-          </w:rPr>
-          <w:t>Mt 27.11–26</w:t>
-        </w:r>
-      </w:hyperlink>
+      <w:r>
+        <w:rPr>
+          <w:lang w:val="fr_FR" w:bidi="fr_FR"/>
+        </w:rPr>
+        <w:t>Mt 27.11–26</w:t>
+      </w:r>
       <w:r>
         <w:rPr>
           <w:lang w:val="fr_FR" w:bidi="fr_FR"/>
         </w:rPr>
         <w:t xml:space="preserve"> ; </w:t>
       </w:r>
-      <w:hyperlink r:id="rId111">
-        <w:r>
-          <w:rPr>
-            <w:lang w:val="fr_FR" w:bidi="fr_FR"/>
-          </w:rPr>
-          <w:rPr>
-            <w:color w:val="0000EE"/>
-            <w:u w:val="single"/>
-          </w:rPr>
-          <w:t>Mc 15.1–15</w:t>
-        </w:r>
-      </w:hyperlink>
+      <w:r>
+        <w:rPr>
+          <w:lang w:val="fr_FR" w:bidi="fr_FR"/>
+        </w:rPr>
+        <w:t>Mc 15.1–15</w:t>
+      </w:r>
       <w:r>
         <w:rPr>
           <w:lang w:val="fr_FR" w:bidi="fr_FR"/>
         </w:rPr>
         <w:t xml:space="preserve"> ; </w:t>
       </w:r>
-      <w:hyperlink r:id="rId112">
-        <w:r>
-          <w:rPr>
-            <w:lang w:val="fr_FR" w:bidi="fr_FR"/>
-          </w:rPr>
-          <w:rPr>
-            <w:color w:val="0000EE"/>
-            <w:u w:val="single"/>
-          </w:rPr>
-          <w:t>Lc 23.1–25</w:t>
-        </w:r>
-      </w:hyperlink>
+      <w:r>
+        <w:rPr>
+          <w:lang w:val="fr_FR" w:bidi="fr_FR"/>
+        </w:rPr>
+        <w:t>Lc 23.1–25</w:t>
+      </w:r>
       <w:r>
         <w:rPr>
           <w:lang w:val="fr_FR" w:bidi="fr_FR"/>
         </w:rPr>
         <w:t xml:space="preserve"> ; </w:t>
       </w:r>
-      <w:hyperlink r:id="rId113">
-        <w:r>
-          <w:rPr>
-            <w:lang w:val="fr_FR" w:bidi="fr_FR"/>
-          </w:rPr>
-          <w:rPr>
-            <w:color w:val="0000EE"/>
-            <w:u w:val="single"/>
-          </w:rPr>
-          <w:t>Jn 18.28–19.16</w:t>
-        </w:r>
-      </w:hyperlink>
+      <w:r>
+        <w:rPr>
+          <w:lang w:val="fr_FR" w:bidi="fr_FR"/>
+        </w:rPr>
+        <w:t>Jn 18.28–19.16</w:t>
+      </w:r>
       <w:r>
         <w:rPr>
           <w:lang w:val="fr_FR" w:bidi="fr_FR"/>
         </w:rPr>
         <w:t xml:space="preserve"> ; voir aussi </w:t>
       </w:r>
-      <w:hyperlink r:id="rId114">
-        <w:r>
-          <w:rPr>
-            <w:lang w:val="fr_FR" w:bidi="fr_FR"/>
-          </w:rPr>
-          <w:rPr>
-            <w:color w:val="0000EE"/>
-            <w:u w:val="single"/>
-          </w:rPr>
-          <w:t>Ac 3.13</w:t>
-        </w:r>
-      </w:hyperlink>
+      <w:r>
+        <w:rPr>
+          <w:lang w:val="fr_FR" w:bidi="fr_FR"/>
+        </w:rPr>
+        <w:t>Ac 3.13</w:t>
+      </w:r>
       <w:r>
         <w:rPr>
           <w:lang w:val="fr_FR" w:bidi="fr_FR"/>
         </w:rPr>
         <w:t xml:space="preserve"> ; </w:t>
       </w:r>
-      <w:hyperlink r:id="rId115">
-        <w:r>
-          <w:rPr>
-            <w:lang w:val="fr_FR" w:bidi="fr_FR"/>
-          </w:rPr>
-          <w:rPr>
-            <w:color w:val="0000EE"/>
-            <w:u w:val="single"/>
-          </w:rPr>
-          <w:t>4.27</w:t>
-        </w:r>
-      </w:hyperlink>
+      <w:r>
+        <w:rPr>
+          <w:lang w:val="fr_FR" w:bidi="fr_FR"/>
+        </w:rPr>
+        <w:t>4.27</w:t>
+      </w:r>
       <w:r>
         <w:rPr>
           <w:lang w:val="fr_FR" w:bidi="fr_FR"/>
         </w:rPr>
         <w:t xml:space="preserve"> ; </w:t>
       </w:r>
-      <w:hyperlink r:id="rId116">
-        <w:r>
-          <w:rPr>
-            <w:lang w:val="fr_FR" w:bidi="fr_FR"/>
-          </w:rPr>
-          <w:rPr>
-            <w:color w:val="0000EE"/>
-            <w:u w:val="single"/>
-          </w:rPr>
-          <w:t>13.28</w:t>
-        </w:r>
-      </w:hyperlink>
+      <w:r>
+        <w:rPr>
+          <w:lang w:val="fr_FR" w:bidi="fr_FR"/>
+        </w:rPr>
+        <w:t>13.28</w:t>
+      </w:r>
       <w:r>
         <w:rPr>
           <w:lang w:val="fr_FR" w:bidi="fr_FR"/>
         </w:rPr>
         <w:t xml:space="preserve"> ; </w:t>
       </w:r>
-      <w:hyperlink r:id="rId117">
-        <w:r>
-          <w:rPr>
-            <w:lang w:val="fr_FR" w:bidi="fr_FR"/>
-          </w:rPr>
-          <w:rPr>
-            <w:color w:val="0000EE"/>
-            <w:u w:val="single"/>
-          </w:rPr>
-          <w:t>1 Tm 6.13</w:t>
-        </w:r>
-      </w:hyperlink>
+      <w:r>
+        <w:rPr>
+          <w:lang w:val="fr_FR" w:bidi="fr_FR"/>
+        </w:rPr>
+        <w:t>1 Tm 6.13</w:t>
+      </w:r>
       <w:r>
         <w:rPr>
           <w:lang w:val="fr_FR" w:bidi="fr_FR"/>
@@ -2956,126 +2296,84 @@
         </w:rPr>
         <w:t>Pendant ce temps, sa femme était troublée par un rêve concernant « ce juste » (</w:t>
       </w:r>
-      <w:hyperlink r:id="rId118">
-        <w:r>
-          <w:rPr>
-            <w:lang w:val="fr_FR" w:bidi="fr_FR"/>
-          </w:rPr>
-          <w:rPr>
-            <w:color w:val="0000EE"/>
-            <w:u w:val="single"/>
-          </w:rPr>
-          <w:t>Mt 27.19</w:t>
-        </w:r>
-      </w:hyperlink>
+      <w:r>
+        <w:rPr>
+          <w:lang w:val="fr_FR" w:bidi="fr_FR"/>
+        </w:rPr>
+        <w:t>Mt 27.19</w:t>
+      </w:r>
       <w:r>
         <w:rPr>
           <w:lang w:val="fr_FR" w:bidi="fr_FR"/>
         </w:rPr>
         <w:t>). Cependant, la foule devenait menaçante, et les dirigeants juifs ont suggéré que Pilate ne prenait pas au sérieux la menace que Jésus représentait pour Rome. Pilate a cédé à leurs pressions. Il a ordonné que Jésus soit flagellé et crucifié, et qu’une pancarte sur laquelle était écrit « Roi des Juifs » soit apposée au-dessus de lui. Pilate a fait tout cela après avoir fortement protesté et s’être déclaré innocent de cette mort injuste (</w:t>
       </w:r>
-      <w:hyperlink r:id="rId119">
-        <w:r>
-          <w:rPr>
-            <w:lang w:val="fr_FR" w:bidi="fr_FR"/>
-          </w:rPr>
-          <w:rPr>
-            <w:color w:val="0000EE"/>
-            <w:u w:val="single"/>
-          </w:rPr>
-          <w:t>Mt 27.18–25</w:t>
-        </w:r>
-      </w:hyperlink>
+      <w:r>
+        <w:rPr>
+          <w:lang w:val="fr_FR" w:bidi="fr_FR"/>
+        </w:rPr>
+        <w:t>Mt 27.18–25</w:t>
+      </w:r>
       <w:r>
         <w:rPr>
           <w:lang w:val="fr_FR" w:bidi="fr_FR"/>
         </w:rPr>
         <w:t xml:space="preserve"> ; </w:t>
       </w:r>
-      <w:hyperlink r:id="rId120">
-        <w:r>
-          <w:rPr>
-            <w:lang w:val="fr_FR" w:bidi="fr_FR"/>
-          </w:rPr>
-          <w:rPr>
-            <w:color w:val="0000EE"/>
-            <w:u w:val="single"/>
-          </w:rPr>
-          <w:t>Mc 15.14</w:t>
-        </w:r>
-      </w:hyperlink>
+      <w:r>
+        <w:rPr>
+          <w:lang w:val="fr_FR" w:bidi="fr_FR"/>
+        </w:rPr>
+        <w:t>Mc 15.14</w:t>
+      </w:r>
       <w:r>
         <w:rPr>
           <w:lang w:val="fr_FR" w:bidi="fr_FR"/>
         </w:rPr>
         <w:t xml:space="preserve"> ; </w:t>
       </w:r>
-      <w:hyperlink r:id="rId121">
-        <w:r>
-          <w:rPr>
-            <w:lang w:val="fr_FR" w:bidi="fr_FR"/>
-          </w:rPr>
-          <w:rPr>
-            <w:color w:val="0000EE"/>
-            <w:u w:val="single"/>
-          </w:rPr>
-          <w:t>Lc 23.4</w:t>
-        </w:r>
-      </w:hyperlink>
+      <w:r>
+        <w:rPr>
+          <w:lang w:val="fr_FR" w:bidi="fr_FR"/>
+        </w:rPr>
+        <w:t>Lc 23.4</w:t>
+      </w:r>
       <w:r>
         <w:rPr>
           <w:lang w:val="fr_FR" w:bidi="fr_FR"/>
         </w:rPr>
         <w:t xml:space="preserve">, </w:t>
       </w:r>
-      <w:hyperlink r:id="rId122">
-        <w:r>
-          <w:rPr>
-            <w:lang w:val="fr_FR" w:bidi="fr_FR"/>
-          </w:rPr>
-          <w:rPr>
-            <w:color w:val="0000EE"/>
-            <w:u w:val="single"/>
-          </w:rPr>
-          <w:t>13–23</w:t>
-        </w:r>
-      </w:hyperlink>
+      <w:r>
+        <w:rPr>
+          <w:lang w:val="fr_FR" w:bidi="fr_FR"/>
+        </w:rPr>
+        <w:t>13–23</w:t>
+      </w:r>
       <w:r>
         <w:rPr>
           <w:lang w:val="fr_FR" w:bidi="fr_FR"/>
         </w:rPr>
         <w:t xml:space="preserve"> ; </w:t>
       </w:r>
-      <w:hyperlink r:id="rId123">
-        <w:r>
-          <w:rPr>
-            <w:lang w:val="fr_FR" w:bidi="fr_FR"/>
-          </w:rPr>
-          <w:rPr>
-            <w:color w:val="0000EE"/>
-            <w:u w:val="single"/>
-          </w:rPr>
-          <w:t>Jn 18.38</w:t>
-        </w:r>
-      </w:hyperlink>
+      <w:r>
+        <w:rPr>
+          <w:lang w:val="fr_FR" w:bidi="fr_FR"/>
+        </w:rPr>
+        <w:t>Jn 18.38</w:t>
+      </w:r>
       <w:r>
         <w:rPr>
           <w:lang w:val="fr_FR" w:bidi="fr_FR"/>
         </w:rPr>
         <w:t xml:space="preserve"> ; </w:t>
       </w:r>
-      <w:hyperlink r:id="rId124">
-        <w:r>
-          <w:rPr>
-            <w:lang w:val="fr_FR" w:bidi="fr_FR"/>
-          </w:rPr>
-          <w:rPr>
-            <w:color w:val="0000EE"/>
-            <w:u w:val="single"/>
-          </w:rPr>
-          <w:t>19.4–16</w:t>
-        </w:r>
-      </w:hyperlink>
+      <w:r>
+        <w:rPr>
+          <w:lang w:val="fr_FR" w:bidi="fr_FR"/>
+        </w:rPr>
+        <w:t>19.4–16</w:t>
+      </w:r>
       <w:r>
         <w:rPr>
           <w:lang w:val="fr_FR" w:bidi="fr_FR"/>
@@ -3096,90 +2394,60 @@
         </w:rPr>
         <w:t>Après la mort de Jésus, Pilate a permis à Joseph d’Arimathée de récupérer son corps de la croix et de l’enterrer (</w:t>
       </w:r>
-      <w:hyperlink r:id="rId125">
-        <w:r>
-          <w:rPr>
-            <w:lang w:val="fr_FR" w:bidi="fr_FR"/>
-          </w:rPr>
-          <w:rPr>
-            <w:color w:val="0000EE"/>
-            <w:u w:val="single"/>
-          </w:rPr>
-          <w:t>Mt 27.57–61</w:t>
-        </w:r>
-      </w:hyperlink>
+      <w:r>
+        <w:rPr>
+          <w:lang w:val="fr_FR" w:bidi="fr_FR"/>
+        </w:rPr>
+        <w:t>Mt 27.57–61</w:t>
+      </w:r>
       <w:r>
         <w:rPr>
           <w:lang w:val="fr_FR" w:bidi="fr_FR"/>
         </w:rPr>
         <w:t xml:space="preserve"> ; </w:t>
       </w:r>
-      <w:hyperlink r:id="rId126">
-        <w:r>
-          <w:rPr>
-            <w:lang w:val="fr_FR" w:bidi="fr_FR"/>
-          </w:rPr>
-          <w:rPr>
-            <w:color w:val="0000EE"/>
-            <w:u w:val="single"/>
-          </w:rPr>
-          <w:t>Mc 15.42–46</w:t>
-        </w:r>
-      </w:hyperlink>
+      <w:r>
+        <w:rPr>
+          <w:lang w:val="fr_FR" w:bidi="fr_FR"/>
+        </w:rPr>
+        <w:t>Mc 15.42–46</w:t>
+      </w:r>
       <w:r>
         <w:rPr>
           <w:lang w:val="fr_FR" w:bidi="fr_FR"/>
         </w:rPr>
         <w:t xml:space="preserve"> ; </w:t>
       </w:r>
-      <w:hyperlink r:id="rId127">
-        <w:r>
-          <w:rPr>
-            <w:lang w:val="fr_FR" w:bidi="fr_FR"/>
-          </w:rPr>
-          <w:rPr>
-            <w:color w:val="0000EE"/>
-            <w:u w:val="single"/>
-          </w:rPr>
-          <w:t>Lc 23.50–53</w:t>
-        </w:r>
-      </w:hyperlink>
+      <w:r>
+        <w:rPr>
+          <w:lang w:val="fr_FR" w:bidi="fr_FR"/>
+        </w:rPr>
+        <w:t>Lc 23.50–53</w:t>
+      </w:r>
       <w:r>
         <w:rPr>
           <w:lang w:val="fr_FR" w:bidi="fr_FR"/>
         </w:rPr>
         <w:t xml:space="preserve"> ; </w:t>
       </w:r>
-      <w:hyperlink r:id="rId128">
-        <w:r>
-          <w:rPr>
-            <w:lang w:val="fr_FR" w:bidi="fr_FR"/>
-          </w:rPr>
-          <w:rPr>
-            <w:color w:val="0000EE"/>
-            <w:u w:val="single"/>
-          </w:rPr>
-          <w:t>Jn 19.38–42</w:t>
-        </w:r>
-      </w:hyperlink>
+      <w:r>
+        <w:rPr>
+          <w:lang w:val="fr_FR" w:bidi="fr_FR"/>
+        </w:rPr>
+        <w:t>Jn 19.38–42</w:t>
+      </w:r>
       <w:r>
         <w:rPr>
           <w:lang w:val="fr_FR" w:bidi="fr_FR"/>
         </w:rPr>
         <w:t>). Pilate a également laissé les chefs juifs sceller le tombeau pour empêcher quiconque de voler le corps ou de faire de fausses déclarations sur la résurrection de Jésus (</w:t>
       </w:r>
-      <w:hyperlink r:id="rId129">
-        <w:r>
-          <w:rPr>
-            <w:lang w:val="fr_FR" w:bidi="fr_FR"/>
-          </w:rPr>
-          <w:rPr>
-            <w:color w:val="0000EE"/>
-            <w:u w:val="single"/>
-          </w:rPr>
-          <w:t>Mt 27.62–66</w:t>
-        </w:r>
-      </w:hyperlink>
+      <w:r>
+        <w:rPr>
+          <w:lang w:val="fr_FR" w:bidi="fr_FR"/>
+        </w:rPr>
+        <w:t>Mt 27.62–66</w:t>
+      </w:r>
       <w:r>
         <w:rPr>
           <w:lang w:val="fr_FR" w:bidi="fr_FR"/>
@@ -3236,306 +2504,204 @@
           <w:lang w:val="fr_FR" w:bidi="fr_FR"/>
         </w:rPr>
       </w:r>
-      <w:hyperlink r:id="rId130">
-        <w:r>
-          <w:rPr>
-            <w:lang w:val="fr_FR" w:bidi="fr_FR"/>
-          </w:rPr>
-          <w:rPr>
-            <w:color w:val="0000EE"/>
-            <w:u w:val="single"/>
-          </w:rPr>
-          <w:t>Mt 27.2</w:t>
-        </w:r>
-      </w:hyperlink>
+      <w:r>
+        <w:rPr>
+          <w:lang w:val="fr_FR" w:bidi="fr_FR"/>
+        </w:rPr>
+        <w:t>Mt 27.2</w:t>
+      </w:r>
       <w:r>
         <w:rPr>
           <w:lang w:val="fr_FR" w:bidi="fr_FR"/>
         </w:rPr>
         <w:t xml:space="preserve">, </w:t>
       </w:r>
-      <w:hyperlink r:id="rId110">
-        <w:r>
-          <w:rPr>
-            <w:lang w:val="fr_FR" w:bidi="fr_FR"/>
-          </w:rPr>
-          <w:rPr>
-            <w:color w:val="0000EE"/>
-            <w:u w:val="single"/>
-          </w:rPr>
-          <w:t>11–26</w:t>
-        </w:r>
-      </w:hyperlink>
+      <w:r>
+        <w:rPr>
+          <w:lang w:val="fr_FR" w:bidi="fr_FR"/>
+        </w:rPr>
+        <w:t>11–26</w:t>
+      </w:r>
       <w:r>
         <w:rPr>
           <w:lang w:val="fr_FR" w:bidi="fr_FR"/>
         </w:rPr>
         <w:t xml:space="preserve">, </w:t>
       </w:r>
-      <w:hyperlink r:id="rId131">
-        <w:r>
-          <w:rPr>
-            <w:lang w:val="fr_FR" w:bidi="fr_FR"/>
-          </w:rPr>
-          <w:rPr>
-            <w:color w:val="0000EE"/>
-            <w:u w:val="single"/>
-          </w:rPr>
-          <w:t>57–58</w:t>
-        </w:r>
-      </w:hyperlink>
+      <w:r>
+        <w:rPr>
+          <w:lang w:val="fr_FR" w:bidi="fr_FR"/>
+        </w:rPr>
+        <w:t>57–58</w:t>
+      </w:r>
       <w:r>
         <w:rPr>
           <w:lang w:val="fr_FR" w:bidi="fr_FR"/>
         </w:rPr>
         <w:t xml:space="preserve">, </w:t>
       </w:r>
-      <w:hyperlink r:id="rId132">
-        <w:r>
-          <w:rPr>
-            <w:lang w:val="fr_FR" w:bidi="fr_FR"/>
-          </w:rPr>
-          <w:rPr>
-            <w:color w:val="0000EE"/>
-            <w:u w:val="single"/>
-          </w:rPr>
-          <w:t>62–65</w:t>
-        </w:r>
-      </w:hyperlink>
+      <w:r>
+        <w:rPr>
+          <w:lang w:val="fr_FR" w:bidi="fr_FR"/>
+        </w:rPr>
+        <w:t>62–65</w:t>
+      </w:r>
       <w:r>
         <w:rPr>
           <w:lang w:val="fr_FR" w:bidi="fr_FR"/>
         </w:rPr>
         <w:t xml:space="preserve"> ; </w:t>
       </w:r>
-      <w:hyperlink r:id="rId111">
-        <w:r>
-          <w:rPr>
-            <w:lang w:val="fr_FR" w:bidi="fr_FR"/>
-          </w:rPr>
-          <w:rPr>
-            <w:color w:val="0000EE"/>
-            <w:u w:val="single"/>
-          </w:rPr>
-          <w:t>Mc 15.1–15</w:t>
-        </w:r>
-      </w:hyperlink>
+      <w:r>
+        <w:rPr>
+          <w:lang w:val="fr_FR" w:bidi="fr_FR"/>
+        </w:rPr>
+        <w:t>Mc 15.1–15</w:t>
+      </w:r>
       <w:r>
         <w:rPr>
           <w:lang w:val="fr_FR" w:bidi="fr_FR"/>
         </w:rPr>
         <w:t xml:space="preserve">, </w:t>
       </w:r>
-      <w:hyperlink r:id="rId133">
-        <w:r>
-          <w:rPr>
-            <w:lang w:val="fr_FR" w:bidi="fr_FR"/>
-          </w:rPr>
-          <w:rPr>
-            <w:color w:val="0000EE"/>
-            <w:u w:val="single"/>
-          </w:rPr>
-          <w:t>43–45</w:t>
-        </w:r>
-      </w:hyperlink>
+      <w:r>
+        <w:rPr>
+          <w:lang w:val="fr_FR" w:bidi="fr_FR"/>
+        </w:rPr>
+        <w:t>43–45</w:t>
+      </w:r>
       <w:r>
         <w:rPr>
           <w:lang w:val="fr_FR" w:bidi="fr_FR"/>
         </w:rPr>
         <w:t xml:space="preserve"> ; </w:t>
       </w:r>
-      <w:hyperlink r:id="rId134">
-        <w:r>
-          <w:rPr>
-            <w:lang w:val="fr_FR" w:bidi="fr_FR"/>
-          </w:rPr>
-          <w:rPr>
-            <w:color w:val="0000EE"/>
-            <w:u w:val="single"/>
-          </w:rPr>
-          <w:t>Lc 3.1</w:t>
-        </w:r>
-      </w:hyperlink>
+      <w:r>
+        <w:rPr>
+          <w:lang w:val="fr_FR" w:bidi="fr_FR"/>
+        </w:rPr>
+        <w:t>Lc 3.1</w:t>
+      </w:r>
       <w:r>
         <w:rPr>
           <w:lang w:val="fr_FR" w:bidi="fr_FR"/>
         </w:rPr>
         <w:t xml:space="preserve"> ; </w:t>
       </w:r>
-      <w:hyperlink r:id="rId109">
-        <w:r>
-          <w:rPr>
-            <w:lang w:val="fr_FR" w:bidi="fr_FR"/>
-          </w:rPr>
-          <w:rPr>
-            <w:color w:val="0000EE"/>
-            <w:u w:val="single"/>
-          </w:rPr>
-          <w:t>13.1</w:t>
-        </w:r>
-      </w:hyperlink>
+      <w:r>
+        <w:rPr>
+          <w:lang w:val="fr_FR" w:bidi="fr_FR"/>
+        </w:rPr>
+        <w:t>13.1</w:t>
+      </w:r>
       <w:r>
         <w:rPr>
           <w:lang w:val="fr_FR" w:bidi="fr_FR"/>
         </w:rPr>
         <w:t xml:space="preserve"> ; </w:t>
       </w:r>
-      <w:hyperlink r:id="rId112">
-        <w:r>
-          <w:rPr>
-            <w:lang w:val="fr_FR" w:bidi="fr_FR"/>
-          </w:rPr>
-          <w:rPr>
-            <w:color w:val="0000EE"/>
-            <w:u w:val="single"/>
-          </w:rPr>
-          <w:t>23.1–25</w:t>
-        </w:r>
-      </w:hyperlink>
+      <w:r>
+        <w:rPr>
+          <w:lang w:val="fr_FR" w:bidi="fr_FR"/>
+        </w:rPr>
+        <w:t>23.1–25</w:t>
+      </w:r>
       <w:r>
         <w:rPr>
           <w:lang w:val="fr_FR" w:bidi="fr_FR"/>
         </w:rPr>
         <w:t xml:space="preserve">, </w:t>
       </w:r>
-      <w:hyperlink r:id="rId135">
-        <w:r>
-          <w:rPr>
-            <w:lang w:val="fr_FR" w:bidi="fr_FR"/>
-          </w:rPr>
-          <w:rPr>
-            <w:color w:val="0000EE"/>
-            <w:u w:val="single"/>
-          </w:rPr>
-          <w:t>52</w:t>
-        </w:r>
-      </w:hyperlink>
+      <w:r>
+        <w:rPr>
+          <w:lang w:val="fr_FR" w:bidi="fr_FR"/>
+        </w:rPr>
+        <w:t>52</w:t>
+      </w:r>
       <w:r>
         <w:rPr>
           <w:lang w:val="fr_FR" w:bidi="fr_FR"/>
         </w:rPr>
         <w:t xml:space="preserve"> ; </w:t>
       </w:r>
-      <w:hyperlink r:id="rId113">
-        <w:r>
-          <w:rPr>
-            <w:lang w:val="fr_FR" w:bidi="fr_FR"/>
-          </w:rPr>
-          <w:rPr>
-            <w:color w:val="0000EE"/>
-            <w:u w:val="single"/>
-          </w:rPr>
-          <w:t>18.28–19.16</w:t>
-        </w:r>
-      </w:hyperlink>
+      <w:r>
+        <w:rPr>
+          <w:lang w:val="fr_FR" w:bidi="fr_FR"/>
+        </w:rPr>
+        <w:t>18.28–19.16</w:t>
+      </w:r>
       <w:r>
         <w:rPr>
           <w:lang w:val="fr_FR" w:bidi="fr_FR"/>
         </w:rPr>
         <w:t xml:space="preserve"> ; </w:t>
       </w:r>
-      <w:hyperlink r:id="rId136">
-        <w:r>
-          <w:rPr>
-            <w:lang w:val="fr_FR" w:bidi="fr_FR"/>
-          </w:rPr>
-          <w:rPr>
-            <w:color w:val="0000EE"/>
-            <w:u w:val="single"/>
-          </w:rPr>
-          <w:t>19.31</w:t>
-        </w:r>
-      </w:hyperlink>
+      <w:r>
+        <w:rPr>
+          <w:lang w:val="fr_FR" w:bidi="fr_FR"/>
+        </w:rPr>
+        <w:t>19.31</w:t>
+      </w:r>
       <w:r>
         <w:rPr>
           <w:lang w:val="fr_FR" w:bidi="fr_FR"/>
         </w:rPr>
         <w:t xml:space="preserve">, </w:t>
       </w:r>
-      <w:hyperlink r:id="rId137">
-        <w:r>
-          <w:rPr>
-            <w:lang w:val="fr_FR" w:bidi="fr_FR"/>
-          </w:rPr>
-          <w:rPr>
-            <w:color w:val="0000EE"/>
-            <w:u w:val="single"/>
-          </w:rPr>
-          <w:t>38</w:t>
-        </w:r>
-      </w:hyperlink>
+      <w:r>
+        <w:rPr>
+          <w:lang w:val="fr_FR" w:bidi="fr_FR"/>
+        </w:rPr>
+        <w:t>38</w:t>
+      </w:r>
       <w:r>
         <w:rPr>
           <w:lang w:val="fr_FR" w:bidi="fr_FR"/>
         </w:rPr>
         <w:t xml:space="preserve"> ; </w:t>
       </w:r>
-      <w:hyperlink r:id="rId114">
-        <w:r>
-          <w:rPr>
-            <w:lang w:val="fr_FR" w:bidi="fr_FR"/>
-          </w:rPr>
-          <w:rPr>
-            <w:color w:val="0000EE"/>
-            <w:u w:val="single"/>
-          </w:rPr>
-          <w:t>Ac 3.13</w:t>
-        </w:r>
-      </w:hyperlink>
+      <w:r>
+        <w:rPr>
+          <w:lang w:val="fr_FR" w:bidi="fr_FR"/>
+        </w:rPr>
+        <w:t>Ac 3.13</w:t>
+      </w:r>
       <w:r>
         <w:rPr>
           <w:lang w:val="fr_FR" w:bidi="fr_FR"/>
         </w:rPr>
         <w:t xml:space="preserve"> ; </w:t>
       </w:r>
-      <w:hyperlink r:id="rId115">
-        <w:r>
-          <w:rPr>
-            <w:lang w:val="fr_FR" w:bidi="fr_FR"/>
-          </w:rPr>
-          <w:rPr>
-            <w:color w:val="0000EE"/>
-            <w:u w:val="single"/>
-          </w:rPr>
-          <w:t>4.27</w:t>
-        </w:r>
-      </w:hyperlink>
+      <w:r>
+        <w:rPr>
+          <w:lang w:val="fr_FR" w:bidi="fr_FR"/>
+        </w:rPr>
+        <w:t>4.27</w:t>
+      </w:r>
       <w:r>
         <w:rPr>
           <w:lang w:val="fr_FR" w:bidi="fr_FR"/>
         </w:rPr>
         <w:t xml:space="preserve"> ; </w:t>
       </w:r>
-      <w:hyperlink r:id="rId116">
-        <w:r>
-          <w:rPr>
-            <w:lang w:val="fr_FR" w:bidi="fr_FR"/>
-          </w:rPr>
-          <w:rPr>
-            <w:color w:val="0000EE"/>
-            <w:u w:val="single"/>
-          </w:rPr>
-          <w:t>13.28</w:t>
-        </w:r>
-      </w:hyperlink>
+      <w:r>
+        <w:rPr>
+          <w:lang w:val="fr_FR" w:bidi="fr_FR"/>
+        </w:rPr>
+        <w:t>13.28</w:t>
+      </w:r>
       <w:r>
         <w:rPr>
           <w:lang w:val="fr_FR" w:bidi="fr_FR"/>
         </w:rPr>
         <w:t xml:space="preserve"> ; </w:t>
       </w:r>
-      <w:hyperlink r:id="rId117">
-        <w:r>
-          <w:rPr>
-            <w:lang w:val="fr_FR" w:bidi="fr_FR"/>
-          </w:rPr>
-          <w:rPr>
-            <w:color w:val="0000EE"/>
-            <w:u w:val="single"/>
-          </w:rPr>
-          <w:t>1 Tm 6.13</w:t>
-        </w:r>
-      </w:hyperlink>
+      <w:r>
+        <w:rPr>
+          <w:lang w:val="fr_FR" w:bidi="fr_FR"/>
+        </w:rPr>
+        <w:t>1 Tm 6.13</w:t>
+      </w:r>
       <w:r>
         <w:rPr>
           <w:lang w:val="fr_FR" w:bidi="fr_FR"/>
@@ -3598,18 +2764,12 @@
         </w:rPr>
         <w:t>Paul a rencontré Priscille et Aquilas pour la première fois à Corinthe. Ils s’y étaient récemment établis suite à la déportation imposée aux Juifs de Rome par l’empereur romain Claude César en 49 après J.‑C. Paul a fait leur connaissance, et comme ils étaient fabricants de tentes (ou peut-être maroquiniers) comme lui, il a vécu et travaillé avec eux pendant la première année et demie qu’il a passée à Corinthe, de 50 à 52 après J.‑C. (</w:t>
       </w:r>
-      <w:hyperlink r:id="rId138">
-        <w:r>
-          <w:rPr>
-            <w:lang w:val="fr_FR" w:bidi="fr_FR"/>
-          </w:rPr>
-          <w:rPr>
-            <w:color w:val="0000EE"/>
-            <w:u w:val="single"/>
-          </w:rPr>
-          <w:t>Ac 18.1–3</w:t>
-        </w:r>
-      </w:hyperlink>
+      <w:r>
+        <w:rPr>
+          <w:lang w:val="fr_FR" w:bidi="fr_FR"/>
+        </w:rPr>
+        <w:t>Ac 18.1–3</w:t>
+      </w:r>
       <w:r>
         <w:rPr>
           <w:lang w:val="fr_FR" w:bidi="fr_FR"/>
@@ -3630,36 +2790,24 @@
         </w:rPr>
         <w:t>Quand Paul a quitté Corinthe, il a emmené Priscille et Aquilas avec lui et les a quittés à Éphèse (</w:t>
       </w:r>
-      <w:hyperlink r:id="rId139">
-        <w:r>
-          <w:rPr>
-            <w:lang w:val="fr_FR" w:bidi="fr_FR"/>
-          </w:rPr>
-          <w:rPr>
-            <w:color w:val="0000EE"/>
-            <w:u w:val="single"/>
-          </w:rPr>
-          <w:t>Ac 18.18–19</w:t>
-        </w:r>
-      </w:hyperlink>
+      <w:r>
+        <w:rPr>
+          <w:lang w:val="fr_FR" w:bidi="fr_FR"/>
+        </w:rPr>
+        <w:t>Ac 18.18–19</w:t>
+      </w:r>
       <w:r>
         <w:rPr>
           <w:lang w:val="fr_FR" w:bidi="fr_FR"/>
         </w:rPr>
         <w:t>). Il est retourné à Jérusalem et à Antioche. Plus tard, quand Apollos est arrivé à Éphèse, il prêchait avec enthousiasme sur Jésus dans les synagogues. Priscille et Aquilas l’ont pris à part pour lui expliquer la vérité sur Jésus. Avec leur aide, Apollos est devenu un enseignant puissant qui a partagé la bonne nouvelle sur Jésus et a défendu la foi chrétienne (</w:t>
       </w:r>
-      <w:hyperlink r:id="rId140">
-        <w:r>
-          <w:rPr>
-            <w:lang w:val="fr_FR" w:bidi="fr_FR"/>
-          </w:rPr>
-          <w:rPr>
-            <w:color w:val="0000EE"/>
-            <w:u w:val="single"/>
-          </w:rPr>
-          <w:t>Ac 18.24–28</w:t>
-        </w:r>
-      </w:hyperlink>
+      <w:r>
+        <w:rPr>
+          <w:lang w:val="fr_FR" w:bidi="fr_FR"/>
+        </w:rPr>
+        <w:t>Ac 18.24–28</w:t>
+      </w:r>
       <w:r>
         <w:rPr>
           <w:lang w:val="fr_FR" w:bidi="fr_FR"/>
@@ -3680,54 +2828,36 @@
         </w:rPr>
         <w:t>Par la suite, Paul évoque leur maison comme un lieu de rencontre pour les chrétiens à Éphèse. Il ajoute leurs salutations aux siennes à l’église de Corinthe (</w:t>
       </w:r>
-      <w:hyperlink r:id="rId141">
-        <w:r>
-          <w:rPr>
-            <w:lang w:val="fr_FR" w:bidi="fr_FR"/>
-          </w:rPr>
-          <w:rPr>
-            <w:color w:val="0000EE"/>
-            <w:u w:val="single"/>
-          </w:rPr>
-          <w:t>1Co 16.19</w:t>
-        </w:r>
-      </w:hyperlink>
+      <w:r>
+        <w:rPr>
+          <w:lang w:val="fr_FR" w:bidi="fr_FR"/>
+        </w:rPr>
+        <w:t>1Co 16.19</w:t>
+      </w:r>
       <w:r>
         <w:rPr>
           <w:lang w:val="fr_FR" w:bidi="fr_FR"/>
         </w:rPr>
         <w:t xml:space="preserve"> ; voir aussi </w:t>
       </w:r>
-      <w:hyperlink r:id="rId142">
-        <w:r>
-          <w:rPr>
-            <w:lang w:val="fr_FR" w:bidi="fr_FR"/>
-          </w:rPr>
-          <w:rPr>
-            <w:color w:val="0000EE"/>
-            <w:u w:val="single"/>
-          </w:rPr>
-          <w:t>2 Tm 4.19</w:t>
-        </w:r>
-      </w:hyperlink>
+      <w:r>
+        <w:rPr>
+          <w:lang w:val="fr_FR" w:bidi="fr_FR"/>
+        </w:rPr>
+        <w:t>2 Tm 4.19</w:t>
+      </w:r>
       <w:r>
         <w:rPr>
           <w:lang w:val="fr_FR" w:bidi="fr_FR"/>
         </w:rPr>
         <w:t>). Il semble qu’ils soient ensuite retournés à Rome, probablement après l’assouplissement de l’édit de Claude. Paul leur adresse ses salutations en premier lorsqu’il écrit à l’église de Rome (</w:t>
       </w:r>
-      <w:hyperlink r:id="rId143">
-        <w:r>
-          <w:rPr>
-            <w:lang w:val="fr_FR" w:bidi="fr_FR"/>
-          </w:rPr>
-          <w:rPr>
-            <w:color w:val="0000EE"/>
-            <w:u w:val="single"/>
-          </w:rPr>
-          <w:t>Rm 16.3–5</w:t>
-        </w:r>
-      </w:hyperlink>
+      <w:r>
+        <w:rPr>
+          <w:lang w:val="fr_FR" w:bidi="fr_FR"/>
+        </w:rPr>
+        <w:t>Rm 16.3–5</w:t>
+      </w:r>
       <w:r>
         <w:rPr>
           <w:lang w:val="fr_FR" w:bidi="fr_FR"/>
@@ -3771,108 +2901,72 @@
           <w:lang w:val="fr_FR" w:bidi="fr_FR"/>
         </w:rPr>
       </w:r>
-      <w:hyperlink r:id="rId138">
-        <w:r>
-          <w:rPr>
-            <w:lang w:val="fr_FR" w:bidi="fr_FR"/>
-          </w:rPr>
-          <w:rPr>
-            <w:color w:val="0000EE"/>
-            <w:u w:val="single"/>
-          </w:rPr>
-          <w:t>Ac 18.1–3</w:t>
-        </w:r>
-      </w:hyperlink>
+      <w:r>
+        <w:rPr>
+          <w:lang w:val="fr_FR" w:bidi="fr_FR"/>
+        </w:rPr>
+        <w:t>Ac 18.1–3</w:t>
+      </w:r>
       <w:r>
         <w:rPr>
           <w:lang w:val="fr_FR" w:bidi="fr_FR"/>
         </w:rPr>
         <w:t xml:space="preserve">, </w:t>
       </w:r>
-      <w:hyperlink r:id="rId139">
-        <w:r>
-          <w:rPr>
-            <w:lang w:val="fr_FR" w:bidi="fr_FR"/>
-          </w:rPr>
-          <w:rPr>
-            <w:color w:val="0000EE"/>
-            <w:u w:val="single"/>
-          </w:rPr>
-          <w:t>18–19</w:t>
-        </w:r>
-      </w:hyperlink>
+      <w:r>
+        <w:rPr>
+          <w:lang w:val="fr_FR" w:bidi="fr_FR"/>
+        </w:rPr>
+        <w:t>18–19</w:t>
+      </w:r>
       <w:r>
         <w:rPr>
           <w:lang w:val="fr_FR" w:bidi="fr_FR"/>
         </w:rPr>
         <w:t xml:space="preserve">, </w:t>
       </w:r>
-      <w:hyperlink r:id="rId140">
-        <w:r>
-          <w:rPr>
-            <w:lang w:val="fr_FR" w:bidi="fr_FR"/>
-          </w:rPr>
-          <w:rPr>
-            <w:color w:val="0000EE"/>
-            <w:u w:val="single"/>
-          </w:rPr>
-          <w:t>24–28</w:t>
-        </w:r>
-      </w:hyperlink>
+      <w:r>
+        <w:rPr>
+          <w:lang w:val="fr_FR" w:bidi="fr_FR"/>
+        </w:rPr>
+        <w:t>24–28</w:t>
+      </w:r>
       <w:r>
         <w:rPr>
           <w:lang w:val="fr_FR" w:bidi="fr_FR"/>
         </w:rPr>
         <w:t xml:space="preserve"> ; </w:t>
       </w:r>
-      <w:hyperlink r:id="rId143">
-        <w:r>
-          <w:rPr>
-            <w:lang w:val="fr_FR" w:bidi="fr_FR"/>
-          </w:rPr>
-          <w:rPr>
-            <w:color w:val="0000EE"/>
-            <w:u w:val="single"/>
-          </w:rPr>
-          <w:t>Rm 16.3–5</w:t>
-        </w:r>
-      </w:hyperlink>
+      <w:r>
+        <w:rPr>
+          <w:lang w:val="fr_FR" w:bidi="fr_FR"/>
+        </w:rPr>
+        <w:t>Rm 16.3–5</w:t>
+      </w:r>
       <w:r>
         <w:rPr>
           <w:lang w:val="fr_FR" w:bidi="fr_FR"/>
         </w:rPr>
         <w:t xml:space="preserve"> ; </w:t>
       </w:r>
-      <w:hyperlink r:id="rId141">
-        <w:r>
-          <w:rPr>
-            <w:lang w:val="fr_FR" w:bidi="fr_FR"/>
-          </w:rPr>
-          <w:rPr>
-            <w:color w:val="0000EE"/>
-            <w:u w:val="single"/>
-          </w:rPr>
-          <w:t>1Co 16.19</w:t>
-        </w:r>
-      </w:hyperlink>
+      <w:r>
+        <w:rPr>
+          <w:lang w:val="fr_FR" w:bidi="fr_FR"/>
+        </w:rPr>
+        <w:t>1Co 16.19</w:t>
+      </w:r>
       <w:r>
         <w:rPr>
           <w:lang w:val="fr_FR" w:bidi="fr_FR"/>
         </w:rPr>
         <w:t xml:space="preserve"> ; </w:t>
       </w:r>
-      <w:hyperlink r:id="rId142">
-        <w:r>
-          <w:rPr>
-            <w:lang w:val="fr_FR" w:bidi="fr_FR"/>
-          </w:rPr>
-          <w:rPr>
-            <w:color w:val="0000EE"/>
-            <w:u w:val="single"/>
-          </w:rPr>
-          <w:t>2 Tm 4.19</w:t>
-        </w:r>
-      </w:hyperlink>
+      <w:r>
+        <w:rPr>
+          <w:lang w:val="fr_FR" w:bidi="fr_FR"/>
+        </w:rPr>
+        <w:t>2 Tm 4.19</w:t>
+      </w:r>
       <w:r>
         <w:rPr>
           <w:lang w:val="fr_FR" w:bidi="fr_FR"/>
